--- a/report/td1.docx
+++ b/report/td1.docx
@@ -8,14 +8,14 @@
         <w:rPr>
           <w:b/>
           <w:bCs/>
-          <w:lang w:val="fr-FR"/>
+          <w:lang w:val="en-GB"/>
         </w:rPr>
       </w:pPr>
       <w:r>
         <w:rPr>
           <w:b/>
           <w:bCs/>
-          <w:lang w:val="fr-FR"/>
+          <w:lang w:val="en-GB"/>
         </w:rPr>
         <w:t>TD1</w:t>
       </w:r>
@@ -26,71 +26,41 @@
         <w:rPr>
           <w:b/>
           <w:bCs/>
-          <w:lang w:val="fr-FR"/>
+          <w:lang w:val="en-GB"/>
         </w:rPr>
       </w:pPr>
       <w:r>
         <w:rPr>
           <w:b/>
           <w:bCs/>
-          <w:lang w:val="fr-FR"/>
-        </w:rPr>
-        <w:t xml:space="preserve">Juan </w:t>
-      </w:r>
-      <w:proofErr w:type="spellStart"/>
+          <w:lang w:val="en-GB"/>
+        </w:rPr>
+        <w:t>Juan Maubras</w:t>
+      </w:r>
       <w:r>
         <w:rPr>
           <w:b/>
           <w:bCs/>
-          <w:lang w:val="fr-FR"/>
-        </w:rPr>
-        <w:t>Maubras</w:t>
-      </w:r>
-      <w:proofErr w:type="spellEnd"/>
+          <w:lang w:val="en-GB"/>
+        </w:rPr>
+        <w:br/>
+        <w:t>Erwan Duprey</w:t>
+      </w:r>
+    </w:p>
+    <w:p>
+      <w:pPr>
+        <w:rPr>
+          <w:lang w:val="en-GB"/>
+        </w:rPr>
+      </w:pPr>
       <w:r>
         <w:rPr>
           <w:b/>
           <w:bCs/>
-          <w:lang w:val="fr-FR"/>
-        </w:rPr>
-        <w:br/>
-        <w:t>Erwan Duprey</w:t>
-      </w:r>
-    </w:p>
-    <w:p>
-      <w:pPr>
-        <w:rPr>
-          <w:lang w:val="fr-FR"/>
-        </w:rPr>
-      </w:pPr>
-      <w:proofErr w:type="spellStart"/>
-      <w:r>
-        <w:rPr>
-          <w:b/>
-          <w:bCs/>
-          <w:lang w:val="fr-FR"/>
-        </w:rPr>
-        <w:t>Features</w:t>
-      </w:r>
-      <w:proofErr w:type="spellEnd"/>
-      <w:r>
-        <w:rPr>
-          <w:b/>
-          <w:bCs/>
-          <w:lang w:val="fr-FR"/>
-        </w:rPr>
-        <w:t xml:space="preserve"> and </w:t>
-      </w:r>
-      <w:proofErr w:type="spellStart"/>
-      <w:r>
-        <w:rPr>
-          <w:b/>
-          <w:bCs/>
-          <w:lang w:val="fr-FR"/>
-        </w:rPr>
-        <w:t>models</w:t>
-      </w:r>
-      <w:proofErr w:type="spellEnd"/>
+          <w:lang w:val="en-GB"/>
+        </w:rPr>
+        <w:t>Features and models</w:t>
+      </w:r>
     </w:p>
     <w:p>
       <w:pPr>
@@ -115,35 +85,7 @@
         <w:rPr>
           <w:lang w:val="fr-FR"/>
         </w:rPr>
-        <w:t xml:space="preserve"> plusieurs </w:t>
-      </w:r>
-      <w:proofErr w:type="spellStart"/>
-      <w:r>
-        <w:rPr>
-          <w:lang w:val="fr-FR"/>
-        </w:rPr>
-        <w:t>features</w:t>
-      </w:r>
-      <w:proofErr w:type="spellEnd"/>
-      <w:r>
-        <w:rPr>
-          <w:lang w:val="fr-FR"/>
-        </w:rPr>
-        <w:t>. Nous allons enlever la ponctuation, utiliser les stops-</w:t>
-      </w:r>
-      <w:proofErr w:type="spellStart"/>
-      <w:r>
-        <w:rPr>
-          <w:lang w:val="fr-FR"/>
-        </w:rPr>
-        <w:t>words</w:t>
-      </w:r>
-      <w:proofErr w:type="spellEnd"/>
-      <w:r>
-        <w:rPr>
-          <w:lang w:val="fr-FR"/>
-        </w:rPr>
-        <w:t xml:space="preserve"> et voir pour mettre en minuscule les mots.</w:t>
+        <w:t xml:space="preserve"> plusieurs features. Nous allons enlever la ponctuation, utiliser les stops-words et voir pour mettre en minuscule les mots.</w:t>
       </w:r>
       <w:r>
         <w:rPr>
@@ -152,109 +94,31 @@
         <w:br/>
         <w:t xml:space="preserve">Concernant les </w:t>
       </w:r>
-      <w:proofErr w:type="spellStart"/>
-      <w:r>
-        <w:rPr>
-          <w:lang w:val="fr-FR"/>
-        </w:rPr>
-        <w:t>features</w:t>
-      </w:r>
-      <w:proofErr w:type="spellEnd"/>
-      <w:r>
-        <w:rPr>
-          <w:lang w:val="fr-FR"/>
-        </w:rPr>
-        <w:t xml:space="preserve">, nous pensons que certaines </w:t>
-      </w:r>
-      <w:proofErr w:type="spellStart"/>
-      <w:r>
-        <w:rPr>
-          <w:lang w:val="fr-FR"/>
-        </w:rPr>
-        <w:t>features</w:t>
-      </w:r>
-      <w:proofErr w:type="spellEnd"/>
-      <w:r>
-        <w:rPr>
-          <w:lang w:val="fr-FR"/>
-        </w:rPr>
-        <w:t xml:space="preserve"> vont drastiquement changer le score final. Seul le changement de la ponctuation nous rends sceptique puisque la ponctuation joue un rôle important dans l’humour.</w:t>
-      </w:r>
-    </w:p>
-    <w:p>
-      <w:pPr>
-        <w:rPr>
-          <w:lang w:val="fr-FR"/>
-        </w:rPr>
-      </w:pPr>
-      <w:r>
-        <w:rPr>
-          <w:lang w:val="fr-FR"/>
-        </w:rPr>
-        <w:t xml:space="preserve">Nous allons donc utiliser un à un les </w:t>
-      </w:r>
-      <w:proofErr w:type="spellStart"/>
-      <w:r>
-        <w:rPr>
-          <w:lang w:val="fr-FR"/>
-        </w:rPr>
-        <w:t>features</w:t>
-      </w:r>
-      <w:proofErr w:type="spellEnd"/>
-      <w:r>
-        <w:rPr>
-          <w:lang w:val="fr-FR"/>
-        </w:rPr>
-        <w:t xml:space="preserve"> pour vérifier si elles sont efficaces.</w:t>
-      </w:r>
-      <w:r>
-        <w:rPr>
-          <w:lang w:val="fr-FR"/>
-        </w:rPr>
-        <w:br/>
-        <w:t xml:space="preserve">Commençons par une </w:t>
-      </w:r>
-      <w:proofErr w:type="spellStart"/>
-      <w:r>
-        <w:rPr>
-          <w:lang w:val="fr-FR"/>
-        </w:rPr>
-        <w:t>baseline</w:t>
-      </w:r>
-      <w:proofErr w:type="spellEnd"/>
-      <w:r>
-        <w:rPr>
-          <w:lang w:val="fr-FR"/>
-        </w:rPr>
-        <w:t xml:space="preserve">. Aucune </w:t>
-      </w:r>
-      <w:proofErr w:type="spellStart"/>
-      <w:r>
-        <w:rPr>
-          <w:lang w:val="fr-FR"/>
-        </w:rPr>
-        <w:t>feature</w:t>
-      </w:r>
-      <w:proofErr w:type="spellEnd"/>
-      <w:r>
-        <w:rPr>
-          <w:lang w:val="fr-FR"/>
-        </w:rPr>
-        <w:t xml:space="preserve"> et le modèle sera un </w:t>
-      </w:r>
-      <w:proofErr w:type="spellStart"/>
-      <w:r>
-        <w:rPr>
-          <w:lang w:val="fr-FR"/>
-        </w:rPr>
-        <w:t>Random</w:t>
-      </w:r>
-      <w:proofErr w:type="spellEnd"/>
-      <w:r>
-        <w:rPr>
-          <w:lang w:val="fr-FR"/>
-        </w:rPr>
-        <w:t xml:space="preserve"> Forest</w:t>
+      <w:r>
+        <w:rPr>
+          <w:lang w:val="fr-FR"/>
+        </w:rPr>
+        <w:t>features, nous pensons que certaines features vont drastiquement changer le score final. Seul le changement de la ponctuation nous rends sceptique puisque la ponctuation joue un rôle important dans l’humour.</w:t>
+      </w:r>
+    </w:p>
+    <w:p>
+      <w:pPr>
+        <w:rPr>
+          <w:lang w:val="fr-FR"/>
+        </w:rPr>
+      </w:pPr>
+      <w:r>
+        <w:rPr>
+          <w:lang w:val="fr-FR"/>
+        </w:rPr>
+        <w:t>Nous allons donc utiliser un à un les features pour vérifier si elles sont efficaces.</w:t>
+      </w:r>
+      <w:r>
+        <w:rPr>
+          <w:lang w:val="fr-FR"/>
+        </w:rPr>
+        <w:br/>
+        <w:t>Commençons par une baseline. Aucune feature et le modèle sera un Random Forest</w:t>
       </w:r>
       <w:r>
         <w:rPr>
@@ -313,24 +177,7 @@
           <w:lang w:val="fr-FR"/>
         </w:rPr>
         <w:br/>
-      </w:r>
-      <w:r>
-        <w:rPr>
-          <w:lang w:val="fr-FR"/>
-        </w:rPr>
-        <w:t>Le résultat reste quand même bon. 91</w:t>
-      </w:r>
-      <w:r>
-        <w:rPr>
-          <w:lang w:val="fr-FR"/>
-        </w:rPr>
-        <w:t>,3</w:t>
-      </w:r>
-      <w:r>
-        <w:rPr>
-          <w:lang w:val="fr-FR"/>
-        </w:rPr>
-        <w:t>% est le résultat de base.</w:t>
+        <w:t>Le résultat reste quand même bon. 91,3% est le résultat de base.</w:t>
       </w:r>
       <w:r>
         <w:rPr>
@@ -403,35 +250,13 @@
           <w:lang w:val="fr-FR"/>
         </w:rPr>
         <w:br/>
-        <w:t>Tentons les stop-</w:t>
-      </w:r>
-      <w:proofErr w:type="spellStart"/>
-      <w:r>
-        <w:rPr>
-          <w:lang w:val="fr-FR"/>
-        </w:rPr>
-        <w:t>words</w:t>
-      </w:r>
-      <w:proofErr w:type="spellEnd"/>
-      <w:r>
-        <w:rPr>
-          <w:lang w:val="fr-FR"/>
-        </w:rPr>
-        <w:t xml:space="preserve"> sans le </w:t>
-      </w:r>
-      <w:proofErr w:type="spellStart"/>
-      <w:r>
-        <w:rPr>
-          <w:lang w:val="fr-FR"/>
-        </w:rPr>
-        <w:t>lower</w:t>
-      </w:r>
-      <w:proofErr w:type="spellEnd"/>
-      <w:r>
-        <w:rPr>
-          <w:lang w:val="fr-FR"/>
-        </w:rPr>
-        <w:t>-case</w:t>
+        <w:t>Tentons les stop-words</w:t>
+      </w:r>
+      <w:r>
+        <w:rPr>
+          <w:lang w:val="fr-FR"/>
+        </w:rPr>
+        <w:t xml:space="preserve"> sans le lower-case</w:t>
       </w:r>
       <w:r>
         <w:rPr>
@@ -496,35 +321,7 @@
         <w:rPr>
           <w:lang w:val="fr-FR"/>
         </w:rPr>
-        <w:t xml:space="preserve">Puisque les résultats sont encore moins bons que la </w:t>
-      </w:r>
-      <w:proofErr w:type="spellStart"/>
-      <w:r>
-        <w:rPr>
-          <w:lang w:val="fr-FR"/>
-        </w:rPr>
-        <w:t>baseline</w:t>
-      </w:r>
-      <w:proofErr w:type="spellEnd"/>
-      <w:r>
-        <w:rPr>
-          <w:lang w:val="fr-FR"/>
-        </w:rPr>
-        <w:t xml:space="preserve">, tentons avec le </w:t>
-      </w:r>
-      <w:proofErr w:type="spellStart"/>
-      <w:r>
-        <w:rPr>
-          <w:lang w:val="fr-FR"/>
-        </w:rPr>
-        <w:t>lower</w:t>
-      </w:r>
-      <w:proofErr w:type="spellEnd"/>
-      <w:r>
-        <w:rPr>
-          <w:lang w:val="fr-FR"/>
-        </w:rPr>
-        <w:t>-case :</w:t>
+        <w:t>Puisque les résultats sont encore moins bons que la baseline, tentons avec le lower-case :</w:t>
       </w:r>
       <w:r>
         <w:rPr>
@@ -583,21 +380,7 @@
         <w:rPr>
           <w:lang w:val="fr-FR"/>
         </w:rPr>
-        <w:t xml:space="preserve">Comme on peut le constater, il est dur de dire si une </w:t>
-      </w:r>
-      <w:proofErr w:type="spellStart"/>
-      <w:r>
-        <w:rPr>
-          <w:lang w:val="fr-FR"/>
-        </w:rPr>
-        <w:t>feature</w:t>
-      </w:r>
-      <w:proofErr w:type="spellEnd"/>
-      <w:r>
-        <w:rPr>
-          <w:lang w:val="fr-FR"/>
-        </w:rPr>
-        <w:t xml:space="preserve"> seule peut faire la différence.</w:t>
+        <w:t>Comme on peut le constater, il est dur de dire si une feature seule peut faire la différence.</w:t>
       </w:r>
       <w:r>
         <w:rPr>
@@ -618,34 +401,18 @@
         </w:rPr>
         <w:br/>
       </w:r>
-      <w:proofErr w:type="spellStart"/>
-      <w:r>
-        <w:rPr>
-          <w:lang w:val="fr-FR"/>
-        </w:rPr>
-        <w:t>Lowercase</w:t>
-      </w:r>
-      <w:proofErr w:type="spellEnd"/>
-      <w:r>
-        <w:rPr>
-          <w:lang w:val="fr-FR"/>
-        </w:rPr>
-        <w:t xml:space="preserve"> OFF </w:t>
-      </w:r>
-      <w:r>
-        <w:rPr>
-          <w:lang w:val="fr-FR"/>
-        </w:rPr>
-        <w:t xml:space="preserve">avec </w:t>
-      </w:r>
-      <w:proofErr w:type="spellStart"/>
-      <w:r>
-        <w:rPr>
-          <w:lang w:val="fr-FR"/>
-        </w:rPr>
-        <w:t>tokenizer</w:t>
-      </w:r>
-      <w:proofErr w:type="spellEnd"/>
+      <w:r>
+        <w:rPr>
+          <w:lang w:val="fr-FR"/>
+        </w:rPr>
+        <w:t xml:space="preserve">Lowercase OFF </w:t>
+      </w:r>
+      <w:r>
+        <w:rPr>
+          <w:lang w:val="fr-FR"/>
+        </w:rPr>
+        <w:t>avec tokenizer</w:t>
+      </w:r>
       <w:r>
         <w:rPr>
           <w:lang w:val="fr-FR"/>
@@ -912,41 +679,13 @@
         <w:rPr>
           <w:lang w:val="fr-FR"/>
         </w:rPr>
-        <w:t xml:space="preserve">Visiblement, il faut garder le </w:t>
-      </w:r>
-      <w:proofErr w:type="spellStart"/>
-      <w:r>
-        <w:rPr>
-          <w:lang w:val="fr-FR"/>
-        </w:rPr>
-        <w:t>l</w:t>
-      </w:r>
-      <w:r>
-        <w:rPr>
-          <w:lang w:val="fr-FR"/>
-        </w:rPr>
-        <w:t>owercase</w:t>
-      </w:r>
-      <w:proofErr w:type="spellEnd"/>
-      <w:r>
-        <w:rPr>
-          <w:lang w:val="fr-FR"/>
-        </w:rPr>
-        <w:t xml:space="preserve"> et les stop </w:t>
-      </w:r>
-      <w:proofErr w:type="spellStart"/>
-      <w:r>
-        <w:rPr>
-          <w:lang w:val="fr-FR"/>
-        </w:rPr>
-        <w:t>words</w:t>
-      </w:r>
-      <w:proofErr w:type="spellEnd"/>
-      <w:r>
-        <w:rPr>
-          <w:lang w:val="fr-FR"/>
-        </w:rPr>
-        <w:t>.</w:t>
+        <w:t>Visiblement, il faut garder le l</w:t>
+      </w:r>
+      <w:r>
+        <w:rPr>
+          <w:lang w:val="fr-FR"/>
+        </w:rPr>
+        <w:t>owercase et les stop words.</w:t>
       </w:r>
     </w:p>
     <w:p>
@@ -973,19 +712,11 @@
         </w:rPr>
         <w:br/>
       </w:r>
-      <w:proofErr w:type="spellStart"/>
-      <w:r>
-        <w:rPr>
-          <w:lang w:val="fr-FR"/>
-        </w:rPr>
-        <w:t>XGBoost</w:t>
-      </w:r>
-      <w:proofErr w:type="spellEnd"/>
-      <w:r>
-        <w:rPr>
-          <w:lang w:val="fr-FR"/>
-        </w:rPr>
-        <w:t> :</w:t>
+      <w:r>
+        <w:rPr>
+          <w:lang w:val="fr-FR"/>
+        </w:rPr>
+        <w:t>XGBoost :</w:t>
       </w:r>
       <w:r>
         <w:rPr>
@@ -1099,19 +830,11 @@
           <w:lang w:val="fr-FR"/>
         </w:rPr>
       </w:pPr>
-      <w:proofErr w:type="spellStart"/>
-      <w:r>
-        <w:rPr>
-          <w:lang w:val="fr-FR"/>
-        </w:rPr>
-        <w:t>Linear</w:t>
-      </w:r>
-      <w:proofErr w:type="spellEnd"/>
-      <w:r>
-        <w:rPr>
-          <w:lang w:val="fr-FR"/>
-        </w:rPr>
-        <w:t> :</w:t>
+      <w:r>
+        <w:rPr>
+          <w:lang w:val="fr-FR"/>
+        </w:rPr>
+        <w:t>Linear :</w:t>
       </w:r>
       <w:r>
         <w:rPr>
@@ -1166,19 +889,11 @@
           <w:lang w:val="fr-FR"/>
         </w:rPr>
       </w:pPr>
-      <w:proofErr w:type="spellStart"/>
-      <w:r>
-        <w:rPr>
-          <w:lang w:val="fr-FR"/>
-        </w:rPr>
-        <w:t>Random_forest</w:t>
-      </w:r>
-      <w:proofErr w:type="spellEnd"/>
-      <w:r>
-        <w:rPr>
-          <w:lang w:val="fr-FR"/>
-        </w:rPr>
-        <w:t> :</w:t>
+      <w:r>
+        <w:rPr>
+          <w:lang w:val="fr-FR"/>
+        </w:rPr>
+        <w:t>Random_forest :</w:t>
       </w:r>
       <w:r>
         <w:rPr>
@@ -1237,111 +952,27 @@
         <w:rPr>
           <w:lang w:val="fr-FR"/>
         </w:rPr>
-        <w:t xml:space="preserve">Notre meilleur modèle serait donc le </w:t>
-      </w:r>
-      <w:proofErr w:type="spellStart"/>
-      <w:r>
-        <w:rPr>
-          <w:lang w:val="fr-FR"/>
-        </w:rPr>
-        <w:t>XGBoost</w:t>
-      </w:r>
-      <w:proofErr w:type="spellEnd"/>
-      <w:r>
-        <w:rPr>
-          <w:lang w:val="fr-FR"/>
-        </w:rPr>
-        <w:t xml:space="preserve"> avec un stop </w:t>
-      </w:r>
-      <w:proofErr w:type="spellStart"/>
-      <w:r>
-        <w:rPr>
-          <w:lang w:val="fr-FR"/>
-        </w:rPr>
-        <w:t>words</w:t>
-      </w:r>
-      <w:proofErr w:type="spellEnd"/>
-      <w:r>
-        <w:rPr>
-          <w:lang w:val="fr-FR"/>
-        </w:rPr>
-        <w:t xml:space="preserve"> et tout en </w:t>
-      </w:r>
-      <w:proofErr w:type="spellStart"/>
-      <w:r>
-        <w:rPr>
-          <w:lang w:val="fr-FR"/>
-        </w:rPr>
-        <w:t>lowercase</w:t>
-      </w:r>
-      <w:proofErr w:type="spellEnd"/>
-      <w:r>
-        <w:rPr>
-          <w:lang w:val="fr-FR"/>
-        </w:rPr>
-        <w:t>.</w:t>
-      </w:r>
-      <w:r>
-        <w:rPr>
-          <w:lang w:val="fr-FR"/>
-        </w:rPr>
-        <w:br/>
-        <w:t xml:space="preserve">Ce n’est pas anormal, mettre en </w:t>
-      </w:r>
-      <w:proofErr w:type="spellStart"/>
-      <w:r>
-        <w:rPr>
-          <w:lang w:val="fr-FR"/>
-        </w:rPr>
-        <w:t>lowercase</w:t>
-      </w:r>
-      <w:proofErr w:type="spellEnd"/>
-      <w:r>
-        <w:rPr>
-          <w:lang w:val="fr-FR"/>
-        </w:rPr>
-        <w:t xml:space="preserve"> permet d’avoir la même orthographe pour les mots. Les stops-</w:t>
-      </w:r>
-      <w:proofErr w:type="spellStart"/>
-      <w:r>
-        <w:rPr>
-          <w:lang w:val="fr-FR"/>
-        </w:rPr>
-        <w:t>words</w:t>
-      </w:r>
-      <w:proofErr w:type="spellEnd"/>
-      <w:r>
-        <w:rPr>
-          <w:lang w:val="fr-FR"/>
-        </w:rPr>
-        <w:t xml:space="preserve"> quant à eux, rajoutent du bruit non nécessaire pour nos fonctions.</w:t>
-      </w:r>
-    </w:p>
-    <w:p>
-      <w:pPr>
-        <w:rPr>
-          <w:lang w:val="fr-FR"/>
-        </w:rPr>
-      </w:pPr>
-      <w:r>
-        <w:rPr>
-          <w:lang w:val="fr-FR"/>
-        </w:rPr>
-        <w:t xml:space="preserve">Cependant nous n’avons pas encore ajouté le </w:t>
-      </w:r>
-      <w:proofErr w:type="spellStart"/>
-      <w:r>
-        <w:rPr>
-          <w:lang w:val="fr-FR"/>
-        </w:rPr>
-        <w:t>stemming</w:t>
-      </w:r>
-      <w:proofErr w:type="spellEnd"/>
-      <w:r>
-        <w:rPr>
-          <w:lang w:val="fr-FR"/>
-        </w:rPr>
-        <w:t>.</w:t>
+        <w:t>Notre meilleur modèle serait donc le XGBoost avec un stop words et tout en lowercase.</w:t>
+      </w:r>
+      <w:r>
+        <w:rPr>
+          <w:lang w:val="fr-FR"/>
+        </w:rPr>
+        <w:br/>
+        <w:t>Ce n’est pas anormal, mettre en lowercase permet d’avoir la même orthographe pour les mots. Les stops-words quant à eux, rajoutent du bruit non nécessaire pour nos fonctions.</w:t>
+      </w:r>
+    </w:p>
+    <w:p>
+      <w:pPr>
+        <w:rPr>
+          <w:lang w:val="fr-FR"/>
+        </w:rPr>
+      </w:pPr>
+      <w:r>
+        <w:rPr>
+          <w:lang w:val="fr-FR"/>
+        </w:rPr>
+        <w:t>Cependant nous n’avons pas encore ajouté le stemming.</w:t>
       </w:r>
       <w:r>
         <w:rPr>
@@ -1353,21 +984,7 @@
         <w:rPr>
           <w:lang w:val="fr-FR"/>
         </w:rPr>
-        <w:t xml:space="preserve">En effet, le </w:t>
-      </w:r>
-      <w:proofErr w:type="spellStart"/>
-      <w:r>
-        <w:rPr>
-          <w:lang w:val="fr-FR"/>
-        </w:rPr>
-        <w:t>stemming</w:t>
-      </w:r>
-      <w:proofErr w:type="spellEnd"/>
-      <w:r>
-        <w:rPr>
-          <w:lang w:val="fr-FR"/>
-        </w:rPr>
-        <w:t xml:space="preserve"> est assez particulier car il va changer nos mots pour que tous les mots qui y ressemblent aient la même valeur.</w:t>
+        <w:t>En effet, le stemming est assez particulier car il va changer nos mots pour que tous les mots qui y ressemblent aient la même valeur.</w:t>
       </w:r>
     </w:p>
     <w:p>
@@ -1458,21 +1075,7 @@
         <w:rPr>
           <w:lang w:val="fr-FR"/>
         </w:rPr>
-        <w:t xml:space="preserve">Cependant par rapport au </w:t>
-      </w:r>
-      <w:proofErr w:type="spellStart"/>
-      <w:r>
-        <w:rPr>
-          <w:lang w:val="fr-FR"/>
-        </w:rPr>
-        <w:t>tp</w:t>
-      </w:r>
-      <w:proofErr w:type="spellEnd"/>
-      <w:r>
-        <w:rPr>
-          <w:lang w:val="fr-FR"/>
-        </w:rPr>
-        <w:t>, nous pouvons apporter plusieurs critiques.</w:t>
+        <w:t>Cependant par rapport au tp, nous pouvons apporter plusieurs critiques.</w:t>
       </w:r>
       <w:r>
         <w:rPr>
@@ -1486,27 +1089,403 @@
           <w:lang w:val="fr-FR"/>
         </w:rPr>
         <w:br/>
-        <w:t>Quelle différence entre le train/test/</w:t>
-      </w:r>
-      <w:proofErr w:type="spellStart"/>
-      <w:r>
-        <w:rPr>
-          <w:lang w:val="fr-FR"/>
-        </w:rPr>
-        <w:t>evaluate</w:t>
-      </w:r>
-      <w:proofErr w:type="spellEnd"/>
-      <w:r>
-        <w:rPr>
-          <w:lang w:val="fr-FR"/>
-        </w:rPr>
-        <w:t> ?</w:t>
-      </w:r>
-      <w:r>
-        <w:rPr>
-          <w:lang w:val="fr-FR"/>
-        </w:rPr>
-        <w:br/>
+        <w:t>Quelle différence entre le train/test/evaluate ?</w:t>
+      </w:r>
+    </w:p>
+    <w:p>
+      <w:pPr>
+        <w:rPr>
+          <w:b/>
+          <w:bCs/>
+          <w:lang w:val="en-GB"/>
+        </w:rPr>
+      </w:pPr>
+      <w:r>
+        <w:rPr>
+          <w:lang w:val="fr-FR"/>
+        </w:rPr>
+        <w:br/>
+      </w:r>
+      <w:r>
+        <w:rPr>
+          <w:b/>
+          <w:bCs/>
+          <w:lang w:val="en-GB"/>
+        </w:rPr>
+        <w:t>Named-entity recognition</w:t>
+      </w:r>
+    </w:p>
+    <w:p>
+      <w:pPr>
+        <w:rPr>
+          <w:lang w:val="fr-FR"/>
+        </w:rPr>
+      </w:pPr>
+      <w:r>
+        <w:rPr>
+          <w:lang w:val="fr-FR"/>
+        </w:rPr>
+        <w:t>Pour cette partie, nous a</w:t>
+      </w:r>
+      <w:r>
+        <w:rPr>
+          <w:lang w:val="fr-FR"/>
+        </w:rPr>
+        <w:t>vions déjà bien plus d’a-prioris. Pour commencer, après analyse des données, nous savions qu’il serait difficile d’utiliser toute les données puisque la plupart de ses données n’ont pas une taille de classification qui correspond à un patterne identifiable. C’est-à-dire que parfois le caractère « - » est compté, parfois non. Nous devions clean la donnée.</w:t>
+      </w:r>
+      <w:r>
+        <w:rPr>
+          <w:lang w:val="fr-FR"/>
+        </w:rPr>
+        <w:br/>
+      </w:r>
+      <w:r>
+        <w:rPr>
+          <w:lang w:val="fr-FR"/>
+        </w:rPr>
+        <w:lastRenderedPageBreak/>
+        <w:t xml:space="preserve">De plus, nous étions optimiste sur le faite que la ponctuation n’a aucune valeure ajoutée. En effet, cette dernière n’est pas un nom. Théoriquement, un Nom peut arriver à n’importe quel moment dans une phrase surtout dans le titre d’une vidéo. </w:t>
+      </w:r>
+      <w:r>
+        <w:rPr>
+          <w:lang w:val="fr-FR"/>
+        </w:rPr>
+        <w:t xml:space="preserve">Cependant, is_starting_word et is_final_word, bien que nous </w:t>
+      </w:r>
+      <w:r>
+        <w:rPr>
+          <w:lang w:val="fr-FR"/>
+        </w:rPr>
+        <w:t>n’ayons</w:t>
+      </w:r>
+      <w:r>
+        <w:rPr>
+          <w:lang w:val="fr-FR"/>
+        </w:rPr>
+        <w:t xml:space="preserve"> pas su com</w:t>
+      </w:r>
+      <w:r>
+        <w:rPr>
+          <w:lang w:val="fr-FR"/>
+        </w:rPr>
+        <w:t>ment les utiliser convenablement, auraient pu augmenter nos chances, surtout is</w:t>
+      </w:r>
+      <w:r>
+        <w:rPr>
+          <w:lang w:val="fr-FR"/>
+        </w:rPr>
+        <w:t>_</w:t>
+      </w:r>
+      <w:r>
+        <w:rPr>
+          <w:lang w:val="fr-FR"/>
+        </w:rPr>
+        <w:t>final_word.</w:t>
+      </w:r>
+      <w:r>
+        <w:rPr>
+          <w:lang w:val="fr-FR"/>
+        </w:rPr>
+        <w:t xml:space="preserve"> Une analyse de la donnée démontre que la plupart des noms se situent à la fin de la phrase.</w:t>
+      </w:r>
+      <w:r>
+        <w:rPr>
+          <w:lang w:val="fr-FR"/>
+        </w:rPr>
+        <w:t xml:space="preserve"> La feature is_capitalized s’annonce intéressante puisque la plupart des noms ont leurs premières lettres en majuscules. Et bien que ça soit le cas aussi des premiers mots, si nous parvenons à filtrer les premiers mots hors de cette features, nous devrions pouvoir obtenir de meilleurs résultats.</w:t>
+      </w:r>
+      <w:r>
+        <w:rPr>
+          <w:lang w:val="fr-FR"/>
+        </w:rPr>
+        <w:br/>
+      </w:r>
+      <w:r>
+        <w:rPr>
+          <w:lang w:val="fr-FR"/>
+        </w:rPr>
+        <w:t>En ce qui concerne les données, nous n’avons pas d’à priori non plus.</w:t>
+      </w:r>
+      <w:r>
+        <w:rPr>
+          <w:lang w:val="fr-FR"/>
+        </w:rPr>
+        <w:t xml:space="preserve"> Un RNN serait cependant à envisager si nous nous permettons d’introduire des phrases en entier.</w:t>
+      </w:r>
+      <w:r>
+        <w:rPr>
+          <w:lang w:val="fr-FR"/>
+        </w:rPr>
+        <w:br/>
+        <w:t>Justement, les tests à ce propos n’ont pas été concluant comme nous le pensions. En effet, introduire une phrase en entier fonctionne. Mais bien que déjà très lent à traiter (plus de 20min avec un XGBoost), il modèle ressortira que des 0, étant donné qu’il s’agit de la classe majoritaire.</w:t>
+      </w:r>
+      <w:r>
+        <w:rPr>
+          <w:lang w:val="fr-FR"/>
+        </w:rPr>
+        <w:t xml:space="preserve"> Nous avons donc obtenu 11% d’accuracy avec cette méthode.</w:t>
+      </w:r>
+    </w:p>
+    <w:p>
+      <w:pPr>
+        <w:rPr>
+          <w:lang w:val="fr-FR"/>
+        </w:rPr>
+      </w:pPr>
+      <w:r>
+        <w:rPr>
+          <w:lang w:val="fr-FR"/>
+        </w:rPr>
+        <w:t>Nous allons donc sur le même modèle, vérifier si ses features nous sont utiles.</w:t>
+      </w:r>
+      <w:r>
+        <w:rPr>
+          <w:lang w:val="fr-FR"/>
+        </w:rPr>
+        <w:br/>
+      </w:r>
+      <w:r>
+        <w:rPr>
+          <w:lang w:val="fr-FR"/>
+        </w:rPr>
+        <w:t>XGBoost :</w:t>
+      </w:r>
+      <w:r>
+        <w:rPr>
+          <w:lang w:val="fr-FR"/>
+        </w:rPr>
+        <w:br/>
+      </w:r>
+      <w:r>
+        <w:rPr>
+          <w:lang w:val="fr-FR"/>
+        </w:rPr>
+        <w:drawing>
+          <wp:inline distT="0" distB="0" distL="0" distR="0" wp14:anchorId="6D33CD4F" wp14:editId="5AF23C08">
+            <wp:extent cx="5943600" cy="1213485"/>
+            <wp:effectExtent l="0" t="0" r="0" b="5715"/>
+            <wp:docPr id="87286478" name="Image 1" descr="Une image contenant texte, capture d’écran, Police&#10;&#10;Description générée automatiquement"/>
+            <wp:cNvGraphicFramePr>
+              <a:graphicFrameLocks xmlns:a="http://schemas.openxmlformats.org/drawingml/2006/main" noChangeAspect="1"/>
+            </wp:cNvGraphicFramePr>
+            <a:graphic xmlns:a="http://schemas.openxmlformats.org/drawingml/2006/main">
+              <a:graphicData uri="http://schemas.openxmlformats.org/drawingml/2006/picture">
+                <pic:pic xmlns:pic="http://schemas.openxmlformats.org/drawingml/2006/picture">
+                  <pic:nvPicPr>
+                    <pic:cNvPr id="87286478" name="Image 1" descr="Une image contenant texte, capture d’écran, Police&#10;&#10;Description générée automatiquement"/>
+                    <pic:cNvPicPr/>
+                  </pic:nvPicPr>
+                  <pic:blipFill>
+                    <a:blip r:embed="rId18"/>
+                    <a:stretch>
+                      <a:fillRect/>
+                    </a:stretch>
+                  </pic:blipFill>
+                  <pic:spPr>
+                    <a:xfrm>
+                      <a:off x="0" y="0"/>
+                      <a:ext cx="5943600" cy="1213485"/>
+                    </a:xfrm>
+                    <a:prstGeom prst="rect">
+                      <a:avLst/>
+                    </a:prstGeom>
+                  </pic:spPr>
+                </pic:pic>
+              </a:graphicData>
+            </a:graphic>
+          </wp:inline>
+        </w:drawing>
+      </w:r>
+    </w:p>
+    <w:p>
+      <w:pPr>
+        <w:rPr>
+          <w:lang w:val="fr-FR"/>
+        </w:rPr>
+      </w:pPr>
+      <w:r>
+        <w:rPr>
+          <w:lang w:val="fr-FR"/>
+        </w:rPr>
+        <w:t>Très clairement, la feature is_capitalized est bien supérieur à tout ce que l’on avait accomplis auparavant et c’est bien normal. Seuls les mots qui commencent par une majuscule et qui ne sont pas des noms se trouvent très généralement en début de phrases. Et ses mots sont souvent les mêmes ! Le XGBoost n’a pas de problèmes à observer cela.</w:t>
+      </w:r>
+    </w:p>
+    <w:p>
+      <w:pPr>
+        <w:rPr>
+          <w:lang w:val="fr-FR"/>
+        </w:rPr>
+      </w:pPr>
+      <w:r>
+        <w:rPr>
+          <w:lang w:val="fr-FR"/>
+        </w:rPr>
+        <w:t>Linear :</w:t>
+      </w:r>
+    </w:p>
+    <w:p>
+      <w:pPr>
+        <w:rPr>
+          <w:lang w:val="fr-FR"/>
+        </w:rPr>
+      </w:pPr>
+      <w:r>
+        <w:rPr>
+          <w:lang w:val="fr-FR"/>
+        </w:rPr>
+        <w:drawing>
+          <wp:inline distT="0" distB="0" distL="0" distR="0" wp14:anchorId="67173807" wp14:editId="134B4479">
+            <wp:extent cx="5943600" cy="1228725"/>
+            <wp:effectExtent l="0" t="0" r="0" b="9525"/>
+            <wp:docPr id="895940777" name="Image 1" descr="Une image contenant texte, capture d’écran, Police&#10;&#10;Description générée automatiquement"/>
+            <wp:cNvGraphicFramePr>
+              <a:graphicFrameLocks xmlns:a="http://schemas.openxmlformats.org/drawingml/2006/main" noChangeAspect="1"/>
+            </wp:cNvGraphicFramePr>
+            <a:graphic xmlns:a="http://schemas.openxmlformats.org/drawingml/2006/main">
+              <a:graphicData uri="http://schemas.openxmlformats.org/drawingml/2006/picture">
+                <pic:pic xmlns:pic="http://schemas.openxmlformats.org/drawingml/2006/picture">
+                  <pic:nvPicPr>
+                    <pic:cNvPr id="895940777" name="Image 1" descr="Une image contenant texte, capture d’écran, Police&#10;&#10;Description générée automatiquement"/>
+                    <pic:cNvPicPr/>
+                  </pic:nvPicPr>
+                  <pic:blipFill>
+                    <a:blip r:embed="rId19"/>
+                    <a:stretch>
+                      <a:fillRect/>
+                    </a:stretch>
+                  </pic:blipFill>
+                  <pic:spPr>
+                    <a:xfrm>
+                      <a:off x="0" y="0"/>
+                      <a:ext cx="5943600" cy="1228725"/>
+                    </a:xfrm>
+                    <a:prstGeom prst="rect">
+                      <a:avLst/>
+                    </a:prstGeom>
+                  </pic:spPr>
+                </pic:pic>
+              </a:graphicData>
+            </a:graphic>
+          </wp:inline>
+        </w:drawing>
+      </w:r>
+    </w:p>
+    <w:p>
+      <w:pPr>
+        <w:rPr>
+          <w:lang w:val="fr-FR"/>
+        </w:rPr>
+      </w:pPr>
+      <w:r>
+        <w:rPr>
+          <w:lang w:val="fr-FR"/>
+        </w:rPr>
+        <w:t>On observe le même phénomène avec le linéaire. En revanche plus inquiétant, nous observons le même score.</w:t>
+      </w:r>
+      <w:r>
+        <w:rPr>
+          <w:lang w:val="fr-FR"/>
+        </w:rPr>
+        <w:br/>
+        <w:t>Cela signifie que l’on a certainement de l’overfit…</w:t>
+      </w:r>
+      <w:r>
+        <w:rPr>
+          <w:lang w:val="fr-FR"/>
+        </w:rPr>
+        <w:br/>
+      </w:r>
+      <w:r>
+        <w:rPr>
+          <w:lang w:val="fr-FR"/>
+        </w:rPr>
+        <w:lastRenderedPageBreak/>
+        <w:t>Random Forest :</w:t>
+      </w:r>
+      <w:r>
+        <w:rPr>
+          <w:lang w:val="fr-FR"/>
+        </w:rPr>
+        <w:br/>
+      </w:r>
+      <w:r>
+        <w:rPr>
+          <w:lang w:val="fr-FR"/>
+        </w:rPr>
+        <w:drawing>
+          <wp:inline distT="0" distB="0" distL="0" distR="0" wp14:anchorId="4D9AB090" wp14:editId="27127D63">
+            <wp:extent cx="5943600" cy="1250315"/>
+            <wp:effectExtent l="0" t="0" r="0" b="6985"/>
+            <wp:docPr id="411591520" name="Image 1" descr="Une image contenant texte, capture d’écran, Police&#10;&#10;Description générée automatiquement"/>
+            <wp:cNvGraphicFramePr>
+              <a:graphicFrameLocks xmlns:a="http://schemas.openxmlformats.org/drawingml/2006/main" noChangeAspect="1"/>
+            </wp:cNvGraphicFramePr>
+            <a:graphic xmlns:a="http://schemas.openxmlformats.org/drawingml/2006/main">
+              <a:graphicData uri="http://schemas.openxmlformats.org/drawingml/2006/picture">
+                <pic:pic xmlns:pic="http://schemas.openxmlformats.org/drawingml/2006/picture">
+                  <pic:nvPicPr>
+                    <pic:cNvPr id="411591520" name="Image 1" descr="Une image contenant texte, capture d’écran, Police&#10;&#10;Description générée automatiquement"/>
+                    <pic:cNvPicPr/>
+                  </pic:nvPicPr>
+                  <pic:blipFill>
+                    <a:blip r:embed="rId20"/>
+                    <a:stretch>
+                      <a:fillRect/>
+                    </a:stretch>
+                  </pic:blipFill>
+                  <pic:spPr>
+                    <a:xfrm>
+                      <a:off x="0" y="0"/>
+                      <a:ext cx="5943600" cy="1250315"/>
+                    </a:xfrm>
+                    <a:prstGeom prst="rect">
+                      <a:avLst/>
+                    </a:prstGeom>
+                  </pic:spPr>
+                </pic:pic>
+              </a:graphicData>
+            </a:graphic>
+          </wp:inline>
+        </w:drawing>
+      </w:r>
+    </w:p>
+    <w:p>
+      <w:pPr>
+        <w:rPr>
+          <w:lang w:val="fr-FR"/>
+        </w:rPr>
+      </w:pPr>
+      <w:r>
+        <w:rPr>
+          <w:lang w:val="fr-FR"/>
+        </w:rPr>
+        <w:t>Le random forest commence à devenir lent sur ce genre de tâche. Mais comme on peut le constater, il subit la même chose que les autres algorithmes.</w:t>
+      </w:r>
+    </w:p>
+    <w:p>
+      <w:pPr>
+        <w:rPr>
+          <w:lang w:val="fr-FR"/>
+        </w:rPr>
+      </w:pPr>
+      <w:r>
+        <w:rPr>
+          <w:lang w:val="fr-FR"/>
+        </w:rPr>
+        <w:t>En conclusion, le fait de tag les mots dont la première lettre est en majuscule semble être le point le plus optimal en ce moment même. Malheureusement, nous commençons à manquer de données pour pouvoir entrainer convenablement notre modèle.</w:t>
+      </w:r>
+    </w:p>
+    <w:p>
+      <w:pPr>
+        <w:rPr>
+          <w:lang w:val="fr-FR"/>
+        </w:rPr>
+      </w:pPr>
+      <w:r>
+        <w:rPr>
+          <w:lang w:val="fr-FR"/>
+        </w:rPr>
+        <w:t>En l’état, n’importe quel modèle fera l’affaire, mais le Random Forest est bien trop lent pour être retenu. Un simple Linéaire, plutôt rapide, pourra faire l’affaire. Un XGBoost qui reste aussi rapide, peut obtenir de meilleurs résultats sur d’autres features que le is_capitalized.</w:t>
       </w:r>
     </w:p>
     <w:sectPr>
@@ -1919,6 +1898,7 @@
   <w:style w:type="paragraph" w:default="1" w:styleId="Normal">
     <w:name w:val="Normal"/>
     <w:qFormat/>
+    <w:rsid w:val="000F2625"/>
   </w:style>
   <w:style w:type="character" w:default="1" w:styleId="Policepardfaut">
     <w:name w:val="Default Paragraph Font"/>

--- a/report/td1.docx
+++ b/report/td1.docx
@@ -35,30 +35,40 @@
           <w:bCs/>
           <w:lang w:val="en-GB"/>
         </w:rPr>
-        <w:t>Juan Maubras</w:t>
-      </w:r>
+        <w:t xml:space="preserve">Juan </w:t>
+      </w:r>
+      <w:proofErr w:type="spellStart"/>
       <w:r>
         <w:rPr>
           <w:b/>
           <w:bCs/>
           <w:lang w:val="en-GB"/>
         </w:rPr>
-        <w:br/>
-        <w:t>Erwan Duprey</w:t>
-      </w:r>
-    </w:p>
-    <w:p>
-      <w:pPr>
-        <w:rPr>
-          <w:lang w:val="en-GB"/>
-        </w:rPr>
-      </w:pPr>
+        <w:t>Maubras</w:t>
+      </w:r>
+      <w:proofErr w:type="spellEnd"/>
       <w:r>
         <w:rPr>
           <w:b/>
           <w:bCs/>
           <w:lang w:val="en-GB"/>
         </w:rPr>
+        <w:br/>
+        <w:t>Erwan Duprey</w:t>
+      </w:r>
+    </w:p>
+    <w:p>
+      <w:pPr>
+        <w:rPr>
+          <w:lang w:val="en-GB"/>
+        </w:rPr>
+      </w:pPr>
+      <w:r>
+        <w:rPr>
+          <w:b/>
+          <w:bCs/>
+          <w:lang w:val="en-GB"/>
+        </w:rPr>
         <w:t>Features and models</w:t>
       </w:r>
     </w:p>
@@ -85,7 +95,35 @@
         <w:rPr>
           <w:lang w:val="fr-FR"/>
         </w:rPr>
-        <w:t xml:space="preserve"> plusieurs features. Nous allons enlever la ponctuation, utiliser les stops-words et voir pour mettre en minuscule les mots.</w:t>
+        <w:t xml:space="preserve"> plusieurs </w:t>
+      </w:r>
+      <w:proofErr w:type="spellStart"/>
+      <w:r>
+        <w:rPr>
+          <w:lang w:val="fr-FR"/>
+        </w:rPr>
+        <w:t>features</w:t>
+      </w:r>
+      <w:proofErr w:type="spellEnd"/>
+      <w:r>
+        <w:rPr>
+          <w:lang w:val="fr-FR"/>
+        </w:rPr>
+        <w:t>. Nous allons enlever la ponctuation, utiliser les stops-</w:t>
+      </w:r>
+      <w:proofErr w:type="spellStart"/>
+      <w:r>
+        <w:rPr>
+          <w:lang w:val="fr-FR"/>
+        </w:rPr>
+        <w:t>words</w:t>
+      </w:r>
+      <w:proofErr w:type="spellEnd"/>
+      <w:r>
+        <w:rPr>
+          <w:lang w:val="fr-FR"/>
+        </w:rPr>
+        <w:t xml:space="preserve"> et voir pour mettre en minuscule les mots.</w:t>
       </w:r>
       <w:r>
         <w:rPr>
@@ -94,11 +132,47 @@
         <w:br/>
         <w:t xml:space="preserve">Concernant les </w:t>
       </w:r>
-      <w:r>
-        <w:rPr>
-          <w:lang w:val="fr-FR"/>
-        </w:rPr>
-        <w:t>features, nous pensons que certaines features vont drastiquement changer le score final. Seul le changement de la ponctuation nous rends sceptique puisque la ponctuation joue un rôle important dans l’humour.</w:t>
+      <w:proofErr w:type="spellStart"/>
+      <w:r>
+        <w:rPr>
+          <w:lang w:val="fr-FR"/>
+        </w:rPr>
+        <w:t>features</w:t>
+      </w:r>
+      <w:proofErr w:type="spellEnd"/>
+      <w:r>
+        <w:rPr>
+          <w:lang w:val="fr-FR"/>
+        </w:rPr>
+        <w:t xml:space="preserve">, nous pensons que certaines </w:t>
+      </w:r>
+      <w:proofErr w:type="spellStart"/>
+      <w:r>
+        <w:rPr>
+          <w:lang w:val="fr-FR"/>
+        </w:rPr>
+        <w:t>features</w:t>
+      </w:r>
+      <w:proofErr w:type="spellEnd"/>
+      <w:r>
+        <w:rPr>
+          <w:lang w:val="fr-FR"/>
+        </w:rPr>
+        <w:t xml:space="preserve"> vont drastiquement changer le score final. Seul le changement de la ponctuation nous </w:t>
+      </w:r>
+      <w:proofErr w:type="gramStart"/>
+      <w:r>
+        <w:rPr>
+          <w:lang w:val="fr-FR"/>
+        </w:rPr>
+        <w:t>rends</w:t>
+      </w:r>
+      <w:proofErr w:type="gramEnd"/>
+      <w:r>
+        <w:rPr>
+          <w:lang w:val="fr-FR"/>
+        </w:rPr>
+        <w:t xml:space="preserve"> sceptique puisque la ponctuation joue un rôle important dans l’humour.</w:t>
       </w:r>
     </w:p>
     <w:p>
@@ -111,14 +185,70 @@
         <w:rPr>
           <w:lang w:val="fr-FR"/>
         </w:rPr>
-        <w:t>Nous allons donc utiliser un à un les features pour vérifier si elles sont efficaces.</w:t>
-      </w:r>
-      <w:r>
-        <w:rPr>
-          <w:lang w:val="fr-FR"/>
-        </w:rPr>
-        <w:br/>
-        <w:t>Commençons par une baseline. Aucune feature et le modèle sera un Random Forest</w:t>
+        <w:t xml:space="preserve">Nous allons donc utiliser un à un les </w:t>
+      </w:r>
+      <w:proofErr w:type="spellStart"/>
+      <w:r>
+        <w:rPr>
+          <w:lang w:val="fr-FR"/>
+        </w:rPr>
+        <w:t>features</w:t>
+      </w:r>
+      <w:proofErr w:type="spellEnd"/>
+      <w:r>
+        <w:rPr>
+          <w:lang w:val="fr-FR"/>
+        </w:rPr>
+        <w:t xml:space="preserve"> pour vérifier si elles sont efficaces.</w:t>
+      </w:r>
+      <w:r>
+        <w:rPr>
+          <w:lang w:val="fr-FR"/>
+        </w:rPr>
+        <w:br/>
+        <w:t xml:space="preserve">Commençons par une </w:t>
+      </w:r>
+      <w:proofErr w:type="spellStart"/>
+      <w:r>
+        <w:rPr>
+          <w:lang w:val="fr-FR"/>
+        </w:rPr>
+        <w:t>baseline</w:t>
+      </w:r>
+      <w:proofErr w:type="spellEnd"/>
+      <w:r>
+        <w:rPr>
+          <w:lang w:val="fr-FR"/>
+        </w:rPr>
+        <w:t xml:space="preserve">. Aucune </w:t>
+      </w:r>
+      <w:proofErr w:type="spellStart"/>
+      <w:r>
+        <w:rPr>
+          <w:lang w:val="fr-FR"/>
+        </w:rPr>
+        <w:t>feature</w:t>
+      </w:r>
+      <w:proofErr w:type="spellEnd"/>
+      <w:r>
+        <w:rPr>
+          <w:lang w:val="fr-FR"/>
+        </w:rPr>
+        <w:t xml:space="preserve"> et le modèle sera un </w:t>
+      </w:r>
+      <w:proofErr w:type="spellStart"/>
+      <w:r>
+        <w:rPr>
+          <w:lang w:val="fr-FR"/>
+        </w:rPr>
+        <w:t>Random</w:t>
+      </w:r>
+      <w:proofErr w:type="spellEnd"/>
+      <w:r>
+        <w:rPr>
+          <w:lang w:val="fr-FR"/>
+        </w:rPr>
+        <w:t xml:space="preserve"> Forest</w:t>
       </w:r>
       <w:r>
         <w:rPr>
@@ -250,13 +380,35 @@
           <w:lang w:val="fr-FR"/>
         </w:rPr>
         <w:br/>
-        <w:t>Tentons les stop-words</w:t>
-      </w:r>
-      <w:r>
-        <w:rPr>
-          <w:lang w:val="fr-FR"/>
-        </w:rPr>
-        <w:t xml:space="preserve"> sans le lower-case</w:t>
+        <w:t>Tentons les stop-</w:t>
+      </w:r>
+      <w:proofErr w:type="spellStart"/>
+      <w:r>
+        <w:rPr>
+          <w:lang w:val="fr-FR"/>
+        </w:rPr>
+        <w:t>words</w:t>
+      </w:r>
+      <w:proofErr w:type="spellEnd"/>
+      <w:r>
+        <w:rPr>
+          <w:lang w:val="fr-FR"/>
+        </w:rPr>
+        <w:t xml:space="preserve"> sans le </w:t>
+      </w:r>
+      <w:proofErr w:type="spellStart"/>
+      <w:r>
+        <w:rPr>
+          <w:lang w:val="fr-FR"/>
+        </w:rPr>
+        <w:t>lower</w:t>
+      </w:r>
+      <w:proofErr w:type="spellEnd"/>
+      <w:r>
+        <w:rPr>
+          <w:lang w:val="fr-FR"/>
+        </w:rPr>
+        <w:t>-case</w:t>
       </w:r>
       <w:r>
         <w:rPr>
@@ -321,7 +473,35 @@
         <w:rPr>
           <w:lang w:val="fr-FR"/>
         </w:rPr>
-        <w:t>Puisque les résultats sont encore moins bons que la baseline, tentons avec le lower-case :</w:t>
+        <w:t xml:space="preserve">Puisque les résultats sont encore moins bons que la </w:t>
+      </w:r>
+      <w:proofErr w:type="spellStart"/>
+      <w:r>
+        <w:rPr>
+          <w:lang w:val="fr-FR"/>
+        </w:rPr>
+        <w:t>baseline</w:t>
+      </w:r>
+      <w:proofErr w:type="spellEnd"/>
+      <w:r>
+        <w:rPr>
+          <w:lang w:val="fr-FR"/>
+        </w:rPr>
+        <w:t xml:space="preserve">, tentons avec le </w:t>
+      </w:r>
+      <w:proofErr w:type="spellStart"/>
+      <w:r>
+        <w:rPr>
+          <w:lang w:val="fr-FR"/>
+        </w:rPr>
+        <w:t>lower</w:t>
+      </w:r>
+      <w:proofErr w:type="spellEnd"/>
+      <w:r>
+        <w:rPr>
+          <w:lang w:val="fr-FR"/>
+        </w:rPr>
+        <w:t>-case :</w:t>
       </w:r>
       <w:r>
         <w:rPr>
@@ -380,7 +560,21 @@
         <w:rPr>
           <w:lang w:val="fr-FR"/>
         </w:rPr>
-        <w:t>Comme on peut le constater, il est dur de dire si une feature seule peut faire la différence.</w:t>
+        <w:t xml:space="preserve">Comme on peut le constater, il est dur de dire si une </w:t>
+      </w:r>
+      <w:proofErr w:type="spellStart"/>
+      <w:r>
+        <w:rPr>
+          <w:lang w:val="fr-FR"/>
+        </w:rPr>
+        <w:t>feature</w:t>
+      </w:r>
+      <w:proofErr w:type="spellEnd"/>
+      <w:r>
+        <w:rPr>
+          <w:lang w:val="fr-FR"/>
+        </w:rPr>
+        <w:t xml:space="preserve"> seule peut faire la différence.</w:t>
       </w:r>
       <w:r>
         <w:rPr>
@@ -401,18 +595,34 @@
         </w:rPr>
         <w:br/>
       </w:r>
-      <w:r>
-        <w:rPr>
-          <w:lang w:val="fr-FR"/>
-        </w:rPr>
-        <w:t xml:space="preserve">Lowercase OFF </w:t>
-      </w:r>
-      <w:r>
-        <w:rPr>
-          <w:lang w:val="fr-FR"/>
-        </w:rPr>
-        <w:t>avec tokenizer</w:t>
-      </w:r>
+      <w:proofErr w:type="spellStart"/>
+      <w:r>
+        <w:rPr>
+          <w:lang w:val="fr-FR"/>
+        </w:rPr>
+        <w:t>Lowercase</w:t>
+      </w:r>
+      <w:proofErr w:type="spellEnd"/>
+      <w:r>
+        <w:rPr>
+          <w:lang w:val="fr-FR"/>
+        </w:rPr>
+        <w:t xml:space="preserve"> OFF </w:t>
+      </w:r>
+      <w:r>
+        <w:rPr>
+          <w:lang w:val="fr-FR"/>
+        </w:rPr>
+        <w:t xml:space="preserve">avec </w:t>
+      </w:r>
+      <w:proofErr w:type="spellStart"/>
+      <w:r>
+        <w:rPr>
+          <w:lang w:val="fr-FR"/>
+        </w:rPr>
+        <w:t>tokenizer</w:t>
+      </w:r>
+      <w:proofErr w:type="spellEnd"/>
       <w:r>
         <w:rPr>
           <w:lang w:val="fr-FR"/>
@@ -679,13 +889,41 @@
         <w:rPr>
           <w:lang w:val="fr-FR"/>
         </w:rPr>
-        <w:t>Visiblement, il faut garder le l</w:t>
-      </w:r>
-      <w:r>
-        <w:rPr>
-          <w:lang w:val="fr-FR"/>
-        </w:rPr>
-        <w:t>owercase et les stop words.</w:t>
+        <w:t xml:space="preserve">Visiblement, il faut garder le </w:t>
+      </w:r>
+      <w:proofErr w:type="spellStart"/>
+      <w:r>
+        <w:rPr>
+          <w:lang w:val="fr-FR"/>
+        </w:rPr>
+        <w:t>l</w:t>
+      </w:r>
+      <w:r>
+        <w:rPr>
+          <w:lang w:val="fr-FR"/>
+        </w:rPr>
+        <w:t>owercase</w:t>
+      </w:r>
+      <w:proofErr w:type="spellEnd"/>
+      <w:r>
+        <w:rPr>
+          <w:lang w:val="fr-FR"/>
+        </w:rPr>
+        <w:t xml:space="preserve"> et les stop </w:t>
+      </w:r>
+      <w:proofErr w:type="spellStart"/>
+      <w:r>
+        <w:rPr>
+          <w:lang w:val="fr-FR"/>
+        </w:rPr>
+        <w:t>words</w:t>
+      </w:r>
+      <w:proofErr w:type="spellEnd"/>
+      <w:r>
+        <w:rPr>
+          <w:lang w:val="fr-FR"/>
+        </w:rPr>
+        <w:t>.</w:t>
       </w:r>
     </w:p>
     <w:p>
@@ -712,11 +950,19 @@
         </w:rPr>
         <w:br/>
       </w:r>
-      <w:r>
-        <w:rPr>
-          <w:lang w:val="fr-FR"/>
-        </w:rPr>
-        <w:t>XGBoost :</w:t>
+      <w:proofErr w:type="spellStart"/>
+      <w:r>
+        <w:rPr>
+          <w:lang w:val="fr-FR"/>
+        </w:rPr>
+        <w:t>XGBoost</w:t>
+      </w:r>
+      <w:proofErr w:type="spellEnd"/>
+      <w:r>
+        <w:rPr>
+          <w:lang w:val="fr-FR"/>
+        </w:rPr>
+        <w:t> :</w:t>
       </w:r>
       <w:r>
         <w:rPr>
@@ -771,11 +1017,19 @@
           <w:lang w:val="fr-FR"/>
         </w:rPr>
       </w:pPr>
-      <w:r>
-        <w:rPr>
-          <w:lang w:val="fr-FR"/>
-        </w:rPr>
-        <w:t>Bayes :</w:t>
+      <w:proofErr w:type="gramStart"/>
+      <w:r>
+        <w:rPr>
+          <w:lang w:val="fr-FR"/>
+        </w:rPr>
+        <w:t>Bayes</w:t>
+      </w:r>
+      <w:proofErr w:type="gramEnd"/>
+      <w:r>
+        <w:rPr>
+          <w:lang w:val="fr-FR"/>
+        </w:rPr>
+        <w:t> :</w:t>
       </w:r>
       <w:r>
         <w:rPr>
@@ -830,11 +1084,19 @@
           <w:lang w:val="fr-FR"/>
         </w:rPr>
       </w:pPr>
-      <w:r>
-        <w:rPr>
-          <w:lang w:val="fr-FR"/>
-        </w:rPr>
-        <w:t>Linear :</w:t>
+      <w:proofErr w:type="spellStart"/>
+      <w:r>
+        <w:rPr>
+          <w:lang w:val="fr-FR"/>
+        </w:rPr>
+        <w:t>Linear</w:t>
+      </w:r>
+      <w:proofErr w:type="spellEnd"/>
+      <w:r>
+        <w:rPr>
+          <w:lang w:val="fr-FR"/>
+        </w:rPr>
+        <w:t> :</w:t>
       </w:r>
       <w:r>
         <w:rPr>
@@ -889,11 +1151,19 @@
           <w:lang w:val="fr-FR"/>
         </w:rPr>
       </w:pPr>
-      <w:r>
-        <w:rPr>
-          <w:lang w:val="fr-FR"/>
-        </w:rPr>
-        <w:t>Random_forest :</w:t>
+      <w:proofErr w:type="spellStart"/>
+      <w:r>
+        <w:rPr>
+          <w:lang w:val="fr-FR"/>
+        </w:rPr>
+        <w:t>Random_forest</w:t>
+      </w:r>
+      <w:proofErr w:type="spellEnd"/>
+      <w:r>
+        <w:rPr>
+          <w:lang w:val="fr-FR"/>
+        </w:rPr>
+        <w:t> :</w:t>
       </w:r>
       <w:r>
         <w:rPr>
@@ -952,14 +1222,84 @@
         <w:rPr>
           <w:lang w:val="fr-FR"/>
         </w:rPr>
-        <w:t>Notre meilleur modèle serait donc le XGBoost avec un stop words et tout en lowercase.</w:t>
-      </w:r>
-      <w:r>
-        <w:rPr>
-          <w:lang w:val="fr-FR"/>
-        </w:rPr>
-        <w:br/>
-        <w:t>Ce n’est pas anormal, mettre en lowercase permet d’avoir la même orthographe pour les mots. Les stops-words quant à eux, rajoutent du bruit non nécessaire pour nos fonctions.</w:t>
+        <w:t xml:space="preserve">Notre meilleur modèle serait donc le </w:t>
+      </w:r>
+      <w:proofErr w:type="spellStart"/>
+      <w:r>
+        <w:rPr>
+          <w:lang w:val="fr-FR"/>
+        </w:rPr>
+        <w:t>XGBoost</w:t>
+      </w:r>
+      <w:proofErr w:type="spellEnd"/>
+      <w:r>
+        <w:rPr>
+          <w:lang w:val="fr-FR"/>
+        </w:rPr>
+        <w:t xml:space="preserve"> avec un stop </w:t>
+      </w:r>
+      <w:proofErr w:type="spellStart"/>
+      <w:r>
+        <w:rPr>
+          <w:lang w:val="fr-FR"/>
+        </w:rPr>
+        <w:t>words</w:t>
+      </w:r>
+      <w:proofErr w:type="spellEnd"/>
+      <w:r>
+        <w:rPr>
+          <w:lang w:val="fr-FR"/>
+        </w:rPr>
+        <w:t xml:space="preserve"> et tout en </w:t>
+      </w:r>
+      <w:proofErr w:type="spellStart"/>
+      <w:r>
+        <w:rPr>
+          <w:lang w:val="fr-FR"/>
+        </w:rPr>
+        <w:t>lowercase</w:t>
+      </w:r>
+      <w:proofErr w:type="spellEnd"/>
+      <w:r>
+        <w:rPr>
+          <w:lang w:val="fr-FR"/>
+        </w:rPr>
+        <w:t>.</w:t>
+      </w:r>
+      <w:r>
+        <w:rPr>
+          <w:lang w:val="fr-FR"/>
+        </w:rPr>
+        <w:br/>
+        <w:t xml:space="preserve">Ce n’est pas anormal, mettre en </w:t>
+      </w:r>
+      <w:proofErr w:type="spellStart"/>
+      <w:r>
+        <w:rPr>
+          <w:lang w:val="fr-FR"/>
+        </w:rPr>
+        <w:t>lowercase</w:t>
+      </w:r>
+      <w:proofErr w:type="spellEnd"/>
+      <w:r>
+        <w:rPr>
+          <w:lang w:val="fr-FR"/>
+        </w:rPr>
+        <w:t xml:space="preserve"> permet d’avoir la même orthographe pour les mots. Les stops-</w:t>
+      </w:r>
+      <w:proofErr w:type="spellStart"/>
+      <w:r>
+        <w:rPr>
+          <w:lang w:val="fr-FR"/>
+        </w:rPr>
+        <w:t>words</w:t>
+      </w:r>
+      <w:proofErr w:type="spellEnd"/>
+      <w:r>
+        <w:rPr>
+          <w:lang w:val="fr-FR"/>
+        </w:rPr>
+        <w:t xml:space="preserve"> quant à eux, rajoutent du bruit non nécessaire pour nos fonctions.</w:t>
       </w:r>
     </w:p>
     <w:p>
@@ -972,7 +1312,21 @@
         <w:rPr>
           <w:lang w:val="fr-FR"/>
         </w:rPr>
-        <w:t>Cependant nous n’avons pas encore ajouté le stemming.</w:t>
+        <w:t xml:space="preserve">Cependant nous n’avons pas encore ajouté le </w:t>
+      </w:r>
+      <w:proofErr w:type="spellStart"/>
+      <w:r>
+        <w:rPr>
+          <w:lang w:val="fr-FR"/>
+        </w:rPr>
+        <w:t>stemming</w:t>
+      </w:r>
+      <w:proofErr w:type="spellEnd"/>
+      <w:r>
+        <w:rPr>
+          <w:lang w:val="fr-FR"/>
+        </w:rPr>
+        <w:t>.</w:t>
       </w:r>
       <w:r>
         <w:rPr>
@@ -984,7 +1338,21 @@
         <w:rPr>
           <w:lang w:val="fr-FR"/>
         </w:rPr>
-        <w:t>En effet, le stemming est assez particulier car il va changer nos mots pour que tous les mots qui y ressemblent aient la même valeur.</w:t>
+        <w:t xml:space="preserve">En effet, le </w:t>
+      </w:r>
+      <w:proofErr w:type="spellStart"/>
+      <w:r>
+        <w:rPr>
+          <w:lang w:val="fr-FR"/>
+        </w:rPr>
+        <w:t>stemming</w:t>
+      </w:r>
+      <w:proofErr w:type="spellEnd"/>
+      <w:r>
+        <w:rPr>
+          <w:lang w:val="fr-FR"/>
+        </w:rPr>
+        <w:t xml:space="preserve"> est assez particulier car il va changer nos mots pour que tous les mots qui y ressemblent aient la même valeur.</w:t>
       </w:r>
     </w:p>
     <w:p>
@@ -1075,7 +1443,21 @@
         <w:rPr>
           <w:lang w:val="fr-FR"/>
         </w:rPr>
-        <w:t>Cependant par rapport au tp, nous pouvons apporter plusieurs critiques.</w:t>
+        <w:t xml:space="preserve">Cependant par rapport au </w:t>
+      </w:r>
+      <w:proofErr w:type="spellStart"/>
+      <w:r>
+        <w:rPr>
+          <w:lang w:val="fr-FR"/>
+        </w:rPr>
+        <w:t>tp</w:t>
+      </w:r>
+      <w:proofErr w:type="spellEnd"/>
+      <w:r>
+        <w:rPr>
+          <w:lang w:val="fr-FR"/>
+        </w:rPr>
+        <w:t>, nous pouvons apporter plusieurs critiques.</w:t>
       </w:r>
       <w:r>
         <w:rPr>
@@ -1089,7 +1471,21 @@
           <w:lang w:val="fr-FR"/>
         </w:rPr>
         <w:br/>
-        <w:t>Quelle différence entre le train/test/evaluate ?</w:t>
+        <w:t>Quelle différence entre le train/test/</w:t>
+      </w:r>
+      <w:proofErr w:type="spellStart"/>
+      <w:r>
+        <w:rPr>
+          <w:lang w:val="fr-FR"/>
+        </w:rPr>
+        <w:t>evaluate</w:t>
+      </w:r>
+      <w:proofErr w:type="spellEnd"/>
+      <w:r>
+        <w:rPr>
+          <w:lang w:val="fr-FR"/>
+        </w:rPr>
+        <w:t> ?</w:t>
       </w:r>
     </w:p>
     <w:p>
@@ -1106,13 +1502,23 @@
         </w:rPr>
         <w:br/>
       </w:r>
+      <w:proofErr w:type="gramStart"/>
       <w:r>
         <w:rPr>
           <w:b/>
           <w:bCs/>
           <w:lang w:val="en-GB"/>
         </w:rPr>
-        <w:t>Named-entity recognition</w:t>
+        <w:t>Named-entity</w:t>
+      </w:r>
+      <w:proofErr w:type="gramEnd"/>
+      <w:r>
+        <w:rPr>
+          <w:b/>
+          <w:bCs/>
+          <w:lang w:val="en-GB"/>
+        </w:rPr>
+        <w:t xml:space="preserve"> recognition</w:t>
       </w:r>
     </w:p>
     <w:p>
@@ -1131,7 +1537,43 @@
         <w:rPr>
           <w:lang w:val="fr-FR"/>
         </w:rPr>
-        <w:t>vions déjà bien plus d’a-prioris. Pour commencer, après analyse des données, nous savions qu’il serait difficile d’utiliser toute les données puisque la plupart de ses données n’ont pas une taille de classification qui correspond à un patterne identifiable. C’est-à-dire que parfois le caractère « - » est compté, parfois non. Nous devions clean la donnée.</w:t>
+        <w:t>vions déjà bien plus d’</w:t>
+      </w:r>
+      <w:r>
+        <w:rPr>
+          <w:lang w:val="fr-FR"/>
+        </w:rPr>
+        <w:t>aprioris</w:t>
+      </w:r>
+      <w:r>
+        <w:rPr>
+          <w:lang w:val="fr-FR"/>
+        </w:rPr>
+        <w:t xml:space="preserve">. Pour commencer, après analyse des données, nous savions qu’il serait difficile d’utiliser </w:t>
+      </w:r>
+      <w:r>
+        <w:rPr>
+          <w:lang w:val="fr-FR"/>
+        </w:rPr>
+        <w:t>toutes les données</w:t>
+      </w:r>
+      <w:r>
+        <w:rPr>
+          <w:lang w:val="fr-FR"/>
+        </w:rPr>
+        <w:t xml:space="preserve"> puisque la plupart de ses données n’ont pas une taille de classification qui correspond à un </w:t>
+      </w:r>
+      <w:r>
+        <w:rPr>
+          <w:lang w:val="fr-FR"/>
+        </w:rPr>
+        <w:t>paterne</w:t>
+      </w:r>
+      <w:r>
+        <w:rPr>
+          <w:lang w:val="fr-FR"/>
+        </w:rPr>
+        <w:t xml:space="preserve"> identifiable. C’est-à-dire que parfois le caractère « - » est compté, parfois non. Nous devions clean la donnée.</w:t>
       </w:r>
       <w:r>
         <w:rPr>
@@ -1144,31 +1586,84 @@
           <w:lang w:val="fr-FR"/>
         </w:rPr>
         <w:lastRenderedPageBreak/>
-        <w:t xml:space="preserve">De plus, nous étions optimiste sur le faite que la ponctuation n’a aucune valeure ajoutée. En effet, cette dernière n’est pas un nom. Théoriquement, un Nom peut arriver à n’importe quel moment dans une phrase surtout dans le titre d’une vidéo. </w:t>
-      </w:r>
-      <w:r>
-        <w:rPr>
-          <w:lang w:val="fr-FR"/>
-        </w:rPr>
-        <w:t xml:space="preserve">Cependant, is_starting_word et is_final_word, bien que nous </w:t>
-      </w:r>
-      <w:r>
-        <w:rPr>
-          <w:lang w:val="fr-FR"/>
-        </w:rPr>
-        <w:t>n’ayons</w:t>
-      </w:r>
-      <w:r>
-        <w:rPr>
-          <w:lang w:val="fr-FR"/>
-        </w:rPr>
-        <w:t xml:space="preserve"> pas su com</w:t>
-      </w:r>
-      <w:r>
-        <w:rPr>
-          <w:lang w:val="fr-FR"/>
-        </w:rPr>
-        <w:t>ment les utiliser convenablement, auraient pu augmenter nos chances, surtout is</w:t>
+        <w:t xml:space="preserve">De plus, nous étions </w:t>
+      </w:r>
+      <w:r>
+        <w:rPr>
+          <w:lang w:val="fr-FR"/>
+        </w:rPr>
+        <w:t>optimistes</w:t>
+      </w:r>
+      <w:r>
+        <w:rPr>
+          <w:lang w:val="fr-FR"/>
+        </w:rPr>
+        <w:t xml:space="preserve"> sur le </w:t>
+      </w:r>
+      <w:r>
+        <w:rPr>
+          <w:lang w:val="fr-FR"/>
+        </w:rPr>
+        <w:t>fait</w:t>
+      </w:r>
+      <w:r>
+        <w:rPr>
+          <w:lang w:val="fr-FR"/>
+        </w:rPr>
+        <w:t xml:space="preserve"> que la ponctuation n’a aucune </w:t>
+      </w:r>
+      <w:r>
+        <w:rPr>
+          <w:lang w:val="fr-FR"/>
+        </w:rPr>
+        <w:t>valeur</w:t>
+      </w:r>
+      <w:r>
+        <w:rPr>
+          <w:lang w:val="fr-FR"/>
+        </w:rPr>
+        <w:t xml:space="preserve"> ajoutée. En effet, cette dernière n’est pas un nom. Théoriquement, un Nom peut arriver à n’importe quel moment dans une phrase surtout dans le titre d’une vidéo. </w:t>
+      </w:r>
+      <w:r>
+        <w:rPr>
+          <w:lang w:val="fr-FR"/>
+        </w:rPr>
+        <w:t xml:space="preserve">Cependant, </w:t>
+      </w:r>
+      <w:proofErr w:type="spellStart"/>
+      <w:r>
+        <w:rPr>
+          <w:lang w:val="fr-FR"/>
+        </w:rPr>
+        <w:t>is_starting_word</w:t>
+      </w:r>
+      <w:proofErr w:type="spellEnd"/>
+      <w:r>
+        <w:rPr>
+          <w:lang w:val="fr-FR"/>
+        </w:rPr>
+        <w:t xml:space="preserve"> et </w:t>
+      </w:r>
+      <w:proofErr w:type="spellStart"/>
+      <w:r>
+        <w:rPr>
+          <w:lang w:val="fr-FR"/>
+        </w:rPr>
+        <w:t>is_final_word</w:t>
+      </w:r>
+      <w:proofErr w:type="spellEnd"/>
+      <w:r>
+        <w:rPr>
+          <w:lang w:val="fr-FR"/>
+        </w:rPr>
+        <w:t xml:space="preserve"> auraient pu augmenter nos chances, surtout </w:t>
+      </w:r>
+      <w:proofErr w:type="spellStart"/>
+      <w:r>
+        <w:rPr>
+          <w:lang w:val="fr-FR"/>
+        </w:rPr>
+        <w:t>is</w:t>
       </w:r>
       <w:r>
         <w:rPr>
@@ -1180,7 +1675,14 @@
         <w:rPr>
           <w:lang w:val="fr-FR"/>
         </w:rPr>
-        <w:t>final_word.</w:t>
+        <w:t>final_word</w:t>
+      </w:r>
+      <w:proofErr w:type="spellEnd"/>
+      <w:r>
+        <w:rPr>
+          <w:lang w:val="fr-FR"/>
+        </w:rPr>
+        <w:t>.</w:t>
       </w:r>
       <w:r>
         <w:rPr>
@@ -1192,7 +1694,49 @@
         <w:rPr>
           <w:lang w:val="fr-FR"/>
         </w:rPr>
-        <w:t xml:space="preserve"> La feature is_capitalized s’annonce intéressante puisque la plupart des noms ont leurs premières lettres en majuscules. Et bien que ça soit le cas aussi des premiers mots, si nous parvenons à filtrer les premiers mots hors de cette features, nous devrions pouvoir obtenir de meilleurs résultats.</w:t>
+        <w:t xml:space="preserve"> La </w:t>
+      </w:r>
+      <w:proofErr w:type="spellStart"/>
+      <w:r>
+        <w:rPr>
+          <w:lang w:val="fr-FR"/>
+        </w:rPr>
+        <w:t>feature</w:t>
+      </w:r>
+      <w:proofErr w:type="spellEnd"/>
+      <w:r>
+        <w:rPr>
+          <w:lang w:val="fr-FR"/>
+        </w:rPr>
+        <w:t xml:space="preserve"> </w:t>
+      </w:r>
+      <w:proofErr w:type="spellStart"/>
+      <w:r>
+        <w:rPr>
+          <w:lang w:val="fr-FR"/>
+        </w:rPr>
+        <w:t>is_capitalized</w:t>
+      </w:r>
+      <w:proofErr w:type="spellEnd"/>
+      <w:r>
+        <w:rPr>
+          <w:lang w:val="fr-FR"/>
+        </w:rPr>
+        <w:t xml:space="preserve"> s’annonce intéressante puisque la plupart des noms ont leurs premières lettres en majuscules. Et bien que ça soit le cas aussi des premiers mots, si nous parvenons à filtrer les premiers mots hors de cette </w:t>
+      </w:r>
+      <w:proofErr w:type="spellStart"/>
+      <w:r>
+        <w:rPr>
+          <w:lang w:val="fr-FR"/>
+        </w:rPr>
+        <w:t>features</w:t>
+      </w:r>
+      <w:proofErr w:type="spellEnd"/>
+      <w:r>
+        <w:rPr>
+          <w:lang w:val="fr-FR"/>
+        </w:rPr>
+        <w:t>, nous devrions pouvoir obtenir de meilleurs résultats.</w:t>
       </w:r>
       <w:r>
         <w:rPr>
@@ -1217,13 +1761,41 @@
           <w:lang w:val="fr-FR"/>
         </w:rPr>
         <w:br/>
-        <w:t>Justement, les tests à ce propos n’ont pas été concluant comme nous le pensions. En effet, introduire une phrase en entier fonctionne. Mais bien que déjà très lent à traiter (plus de 20min avec un XGBoost), il modèle ressortira que des 0, étant donné qu’il s’agit de la classe majoritaire.</w:t>
-      </w:r>
-      <w:r>
-        <w:rPr>
-          <w:lang w:val="fr-FR"/>
-        </w:rPr>
-        <w:t xml:space="preserve"> Nous avons donc obtenu 11% d’accuracy avec cette méthode.</w:t>
+        <w:t xml:space="preserve">Justement, les tests à ce propos n’ont pas été concluant comme nous le pensions. En effet, introduire une phrase en entier fonctionne. Mais bien que déjà très lent à traiter (plus de 20min avec un </w:t>
+      </w:r>
+      <w:proofErr w:type="spellStart"/>
+      <w:r>
+        <w:rPr>
+          <w:lang w:val="fr-FR"/>
+        </w:rPr>
+        <w:t>XGBoost</w:t>
+      </w:r>
+      <w:proofErr w:type="spellEnd"/>
+      <w:r>
+        <w:rPr>
+          <w:lang w:val="fr-FR"/>
+        </w:rPr>
+        <w:t>), il modèle ressortira que des 0, étant donné qu’il s’agit de la classe majoritaire.</w:t>
+      </w:r>
+      <w:r>
+        <w:rPr>
+          <w:lang w:val="fr-FR"/>
+        </w:rPr>
+        <w:t xml:space="preserve"> Nous avons donc obtenu 11% d’</w:t>
+      </w:r>
+      <w:proofErr w:type="spellStart"/>
+      <w:r>
+        <w:rPr>
+          <w:lang w:val="fr-FR"/>
+        </w:rPr>
+        <w:t>accuracy</w:t>
+      </w:r>
+      <w:proofErr w:type="spellEnd"/>
+      <w:r>
+        <w:rPr>
+          <w:lang w:val="fr-FR"/>
+        </w:rPr>
+        <w:t xml:space="preserve"> avec cette méthode.</w:t>
       </w:r>
     </w:p>
     <w:p>
@@ -1236,28 +1808,51 @@
         <w:rPr>
           <w:lang w:val="fr-FR"/>
         </w:rPr>
-        <w:t>Nous allons donc sur le même modèle, vérifier si ses features nous sont utiles.</w:t>
-      </w:r>
-      <w:r>
-        <w:rPr>
-          <w:lang w:val="fr-FR"/>
-        </w:rPr>
-        <w:br/>
-      </w:r>
-      <w:r>
-        <w:rPr>
-          <w:lang w:val="fr-FR"/>
-        </w:rPr>
-        <w:t>XGBoost :</w:t>
-      </w:r>
-      <w:r>
-        <w:rPr>
-          <w:lang w:val="fr-FR"/>
-        </w:rPr>
-        <w:br/>
-      </w:r>
-      <w:r>
-        <w:rPr>
+        <w:t xml:space="preserve">Nous allons donc sur le même modèle, vérifier si ses </w:t>
+      </w:r>
+      <w:proofErr w:type="spellStart"/>
+      <w:r>
+        <w:rPr>
+          <w:lang w:val="fr-FR"/>
+        </w:rPr>
+        <w:t>features</w:t>
+      </w:r>
+      <w:proofErr w:type="spellEnd"/>
+      <w:r>
+        <w:rPr>
+          <w:lang w:val="fr-FR"/>
+        </w:rPr>
+        <w:t xml:space="preserve"> nous sont utiles.</w:t>
+      </w:r>
+      <w:r>
+        <w:rPr>
+          <w:lang w:val="fr-FR"/>
+        </w:rPr>
+        <w:br/>
+      </w:r>
+      <w:proofErr w:type="spellStart"/>
+      <w:r>
+        <w:rPr>
+          <w:lang w:val="fr-FR"/>
+        </w:rPr>
+        <w:t>XGBoost</w:t>
+      </w:r>
+      <w:proofErr w:type="spellEnd"/>
+      <w:r>
+        <w:rPr>
+          <w:lang w:val="fr-FR"/>
+        </w:rPr>
+        <w:t> :</w:t>
+      </w:r>
+      <w:r>
+        <w:rPr>
+          <w:lang w:val="fr-FR"/>
+        </w:rPr>
+        <w:br/>
+      </w:r>
+      <w:r>
+        <w:rPr>
+          <w:noProof/>
           <w:lang w:val="fr-FR"/>
         </w:rPr>
         <w:drawing>
@@ -1307,7 +1902,49 @@
         <w:rPr>
           <w:lang w:val="fr-FR"/>
         </w:rPr>
-        <w:t>Très clairement, la feature is_capitalized est bien supérieur à tout ce que l’on avait accomplis auparavant et c’est bien normal. Seuls les mots qui commencent par une majuscule et qui ne sont pas des noms se trouvent très généralement en début de phrases. Et ses mots sont souvent les mêmes ! Le XGBoost n’a pas de problèmes à observer cela.</w:t>
+        <w:t xml:space="preserve">Très clairement, la </w:t>
+      </w:r>
+      <w:proofErr w:type="spellStart"/>
+      <w:r>
+        <w:rPr>
+          <w:lang w:val="fr-FR"/>
+        </w:rPr>
+        <w:t>feature</w:t>
+      </w:r>
+      <w:proofErr w:type="spellEnd"/>
+      <w:r>
+        <w:rPr>
+          <w:lang w:val="fr-FR"/>
+        </w:rPr>
+        <w:t xml:space="preserve"> </w:t>
+      </w:r>
+      <w:proofErr w:type="spellStart"/>
+      <w:r>
+        <w:rPr>
+          <w:lang w:val="fr-FR"/>
+        </w:rPr>
+        <w:t>is_capitalized</w:t>
+      </w:r>
+      <w:proofErr w:type="spellEnd"/>
+      <w:r>
+        <w:rPr>
+          <w:lang w:val="fr-FR"/>
+        </w:rPr>
+        <w:t xml:space="preserve"> est bien supérieur à tout ce que l’on avait accomplis auparavant et c’est bien normal. Seuls les mots qui commencent par une majuscule et qui ne sont pas des noms se trouvent très généralement en début de phrases. Et ses mots sont souvent les mêmes ! Le </w:t>
+      </w:r>
+      <w:proofErr w:type="spellStart"/>
+      <w:r>
+        <w:rPr>
+          <w:lang w:val="fr-FR"/>
+        </w:rPr>
+        <w:t>XGBoost</w:t>
+      </w:r>
+      <w:proofErr w:type="spellEnd"/>
+      <w:r>
+        <w:rPr>
+          <w:lang w:val="fr-FR"/>
+        </w:rPr>
+        <w:t xml:space="preserve"> n’a pas de problèmes à observer cela.</w:t>
       </w:r>
     </w:p>
     <w:p>
@@ -1316,11 +1953,19 @@
           <w:lang w:val="fr-FR"/>
         </w:rPr>
       </w:pPr>
-      <w:r>
-        <w:rPr>
-          <w:lang w:val="fr-FR"/>
-        </w:rPr>
-        <w:t>Linear :</w:t>
+      <w:proofErr w:type="spellStart"/>
+      <w:r>
+        <w:rPr>
+          <w:lang w:val="fr-FR"/>
+        </w:rPr>
+        <w:t>Linear</w:t>
+      </w:r>
+      <w:proofErr w:type="spellEnd"/>
+      <w:r>
+        <w:rPr>
+          <w:lang w:val="fr-FR"/>
+        </w:rPr>
+        <w:t> :</w:t>
       </w:r>
     </w:p>
     <w:p>
@@ -1331,6 +1976,7 @@
       </w:pPr>
       <w:r>
         <w:rPr>
+          <w:noProof/>
           <w:lang w:val="fr-FR"/>
         </w:rPr>
         <w:drawing>
@@ -1387,29 +2033,52 @@
           <w:lang w:val="fr-FR"/>
         </w:rPr>
         <w:br/>
-        <w:t>Cela signifie que l’on a certainement de l’overfit…</w:t>
-      </w:r>
-      <w:r>
-        <w:rPr>
-          <w:lang w:val="fr-FR"/>
-        </w:rPr>
-        <w:br/>
-      </w:r>
+        <w:t>Cela signifie que l’on a certainement de l’</w:t>
+      </w:r>
+      <w:proofErr w:type="spellStart"/>
+      <w:r>
+        <w:rPr>
+          <w:lang w:val="fr-FR"/>
+        </w:rPr>
+        <w:t>overfit</w:t>
+      </w:r>
+      <w:proofErr w:type="spellEnd"/>
+      <w:r>
+        <w:rPr>
+          <w:lang w:val="fr-FR"/>
+        </w:rPr>
+        <w:t>…</w:t>
+      </w:r>
+      <w:r>
+        <w:rPr>
+          <w:lang w:val="fr-FR"/>
+        </w:rPr>
+        <w:br/>
+      </w:r>
+      <w:proofErr w:type="spellStart"/>
       <w:r>
         <w:rPr>
           <w:lang w:val="fr-FR"/>
         </w:rPr>
         <w:lastRenderedPageBreak/>
-        <w:t>Random Forest :</w:t>
-      </w:r>
-      <w:r>
-        <w:rPr>
-          <w:lang w:val="fr-FR"/>
-        </w:rPr>
-        <w:br/>
-      </w:r>
-      <w:r>
-        <w:rPr>
+        <w:t>Random</w:t>
+      </w:r>
+      <w:proofErr w:type="spellEnd"/>
+      <w:r>
+        <w:rPr>
+          <w:lang w:val="fr-FR"/>
+        </w:rPr>
+        <w:t xml:space="preserve"> Forest :</w:t>
+      </w:r>
+      <w:r>
+        <w:rPr>
+          <w:lang w:val="fr-FR"/>
+        </w:rPr>
+        <w:br/>
+      </w:r>
+      <w:r>
+        <w:rPr>
+          <w:noProof/>
           <w:lang w:val="fr-FR"/>
         </w:rPr>
         <w:drawing>
@@ -1459,7 +2128,35 @@
         <w:rPr>
           <w:lang w:val="fr-FR"/>
         </w:rPr>
-        <w:t>Le random forest commence à devenir lent sur ce genre de tâche. Mais comme on peut le constater, il subit la même chose que les autres algorithmes.</w:t>
+        <w:t xml:space="preserve">Le </w:t>
+      </w:r>
+      <w:proofErr w:type="spellStart"/>
+      <w:r>
+        <w:rPr>
+          <w:lang w:val="fr-FR"/>
+        </w:rPr>
+        <w:t>random</w:t>
+      </w:r>
+      <w:proofErr w:type="spellEnd"/>
+      <w:r>
+        <w:rPr>
+          <w:lang w:val="fr-FR"/>
+        </w:rPr>
+        <w:t xml:space="preserve"> </w:t>
+      </w:r>
+      <w:proofErr w:type="spellStart"/>
+      <w:r>
+        <w:rPr>
+          <w:lang w:val="fr-FR"/>
+        </w:rPr>
+        <w:t>forest</w:t>
+      </w:r>
+      <w:proofErr w:type="spellEnd"/>
+      <w:r>
+        <w:rPr>
+          <w:lang w:val="fr-FR"/>
+        </w:rPr>
+        <w:t xml:space="preserve"> commence à devenir lent sur ce genre de tâche. Mais comme on peut le constater, il subit la même chose que les autres algorithmes.</w:t>
       </w:r>
     </w:p>
     <w:p>
@@ -1485,7 +2182,63 @@
         <w:rPr>
           <w:lang w:val="fr-FR"/>
         </w:rPr>
-        <w:t>En l’état, n’importe quel modèle fera l’affaire, mais le Random Forest est bien trop lent pour être retenu. Un simple Linéaire, plutôt rapide, pourra faire l’affaire. Un XGBoost qui reste aussi rapide, peut obtenir de meilleurs résultats sur d’autres features que le is_capitalized.</w:t>
+        <w:t xml:space="preserve">En l’état, n’importe quel modèle fera l’affaire, mais le </w:t>
+      </w:r>
+      <w:proofErr w:type="spellStart"/>
+      <w:r>
+        <w:rPr>
+          <w:lang w:val="fr-FR"/>
+        </w:rPr>
+        <w:t>Random</w:t>
+      </w:r>
+      <w:proofErr w:type="spellEnd"/>
+      <w:r>
+        <w:rPr>
+          <w:lang w:val="fr-FR"/>
+        </w:rPr>
+        <w:t xml:space="preserve"> Forest est bien trop lent pour être retenu. Un simple Linéaire, plutôt rapide, pourra faire l’affaire. Un </w:t>
+      </w:r>
+      <w:proofErr w:type="spellStart"/>
+      <w:r>
+        <w:rPr>
+          <w:lang w:val="fr-FR"/>
+        </w:rPr>
+        <w:t>XGBoost</w:t>
+      </w:r>
+      <w:proofErr w:type="spellEnd"/>
+      <w:r>
+        <w:rPr>
+          <w:lang w:val="fr-FR"/>
+        </w:rPr>
+        <w:t xml:space="preserve"> qui reste aussi rapide, peut obtenir de meilleurs résultats sur d’autres </w:t>
+      </w:r>
+      <w:proofErr w:type="spellStart"/>
+      <w:r>
+        <w:rPr>
+          <w:lang w:val="fr-FR"/>
+        </w:rPr>
+        <w:t>features</w:t>
+      </w:r>
+      <w:proofErr w:type="spellEnd"/>
+      <w:r>
+        <w:rPr>
+          <w:lang w:val="fr-FR"/>
+        </w:rPr>
+        <w:t xml:space="preserve"> que le </w:t>
+      </w:r>
+      <w:proofErr w:type="spellStart"/>
+      <w:r>
+        <w:rPr>
+          <w:lang w:val="fr-FR"/>
+        </w:rPr>
+        <w:t>is_capitalized</w:t>
+      </w:r>
+      <w:proofErr w:type="spellEnd"/>
+      <w:r>
+        <w:rPr>
+          <w:lang w:val="fr-FR"/>
+        </w:rPr>
+        <w:t>.</w:t>
       </w:r>
     </w:p>
     <w:sectPr>

--- a/report/td1.docx
+++ b/report/td1.docx
@@ -35,40 +35,30 @@
           <w:bCs/>
           <w:lang w:val="en-GB"/>
         </w:rPr>
-        <w:t xml:space="preserve">Juan </w:t>
-      </w:r>
-      <w:proofErr w:type="spellStart"/>
+        <w:t>Juan Maubras</w:t>
+      </w:r>
       <w:r>
         <w:rPr>
           <w:b/>
           <w:bCs/>
           <w:lang w:val="en-GB"/>
         </w:rPr>
-        <w:t>Maubras</w:t>
-      </w:r>
-      <w:proofErr w:type="spellEnd"/>
+        <w:br/>
+        <w:t>Erwan Duprey</w:t>
+      </w:r>
+    </w:p>
+    <w:p>
+      <w:pPr>
+        <w:rPr>
+          <w:lang w:val="en-GB"/>
+        </w:rPr>
+      </w:pPr>
       <w:r>
         <w:rPr>
           <w:b/>
           <w:bCs/>
           <w:lang w:val="en-GB"/>
         </w:rPr>
-        <w:br/>
-        <w:t>Erwan Duprey</w:t>
-      </w:r>
-    </w:p>
-    <w:p>
-      <w:pPr>
-        <w:rPr>
-          <w:lang w:val="en-GB"/>
-        </w:rPr>
-      </w:pPr>
-      <w:r>
-        <w:rPr>
-          <w:b/>
-          <w:bCs/>
-          <w:lang w:val="en-GB"/>
-        </w:rPr>
         <w:t>Features and models</w:t>
       </w:r>
     </w:p>
@@ -95,35 +85,7 @@
         <w:rPr>
           <w:lang w:val="fr-FR"/>
         </w:rPr>
-        <w:t xml:space="preserve"> plusieurs </w:t>
-      </w:r>
-      <w:proofErr w:type="spellStart"/>
-      <w:r>
-        <w:rPr>
-          <w:lang w:val="fr-FR"/>
-        </w:rPr>
-        <w:t>features</w:t>
-      </w:r>
-      <w:proofErr w:type="spellEnd"/>
-      <w:r>
-        <w:rPr>
-          <w:lang w:val="fr-FR"/>
-        </w:rPr>
-        <w:t>. Nous allons enlever la ponctuation, utiliser les stops-</w:t>
-      </w:r>
-      <w:proofErr w:type="spellStart"/>
-      <w:r>
-        <w:rPr>
-          <w:lang w:val="fr-FR"/>
-        </w:rPr>
-        <w:t>words</w:t>
-      </w:r>
-      <w:proofErr w:type="spellEnd"/>
-      <w:r>
-        <w:rPr>
-          <w:lang w:val="fr-FR"/>
-        </w:rPr>
-        <w:t xml:space="preserve"> et voir pour mettre en minuscule les mots.</w:t>
+        <w:t xml:space="preserve"> plusieurs features. Nous allons enlever la ponctuation, utiliser les stops-words et voir pour mettre en minuscule les mots.</w:t>
       </w:r>
       <w:r>
         <w:rPr>
@@ -132,123 +94,31 @@
         <w:br/>
         <w:t xml:space="preserve">Concernant les </w:t>
       </w:r>
-      <w:proofErr w:type="spellStart"/>
-      <w:r>
-        <w:rPr>
-          <w:lang w:val="fr-FR"/>
-        </w:rPr>
-        <w:t>features</w:t>
-      </w:r>
-      <w:proofErr w:type="spellEnd"/>
-      <w:r>
-        <w:rPr>
-          <w:lang w:val="fr-FR"/>
-        </w:rPr>
-        <w:t xml:space="preserve">, nous pensons que certaines </w:t>
-      </w:r>
-      <w:proofErr w:type="spellStart"/>
-      <w:r>
-        <w:rPr>
-          <w:lang w:val="fr-FR"/>
-        </w:rPr>
-        <w:t>features</w:t>
-      </w:r>
-      <w:proofErr w:type="spellEnd"/>
-      <w:r>
-        <w:rPr>
-          <w:lang w:val="fr-FR"/>
-        </w:rPr>
-        <w:t xml:space="preserve"> vont drastiquement changer le score final. Seul le changement de la ponctuation nous </w:t>
-      </w:r>
-      <w:proofErr w:type="gramStart"/>
-      <w:r>
-        <w:rPr>
-          <w:lang w:val="fr-FR"/>
-        </w:rPr>
-        <w:t>rends</w:t>
-      </w:r>
-      <w:proofErr w:type="gramEnd"/>
-      <w:r>
-        <w:rPr>
-          <w:lang w:val="fr-FR"/>
-        </w:rPr>
-        <w:t xml:space="preserve"> sceptique puisque la ponctuation joue un rôle important dans l’humour.</w:t>
-      </w:r>
-    </w:p>
-    <w:p>
-      <w:pPr>
-        <w:rPr>
-          <w:lang w:val="fr-FR"/>
-        </w:rPr>
-      </w:pPr>
-      <w:r>
-        <w:rPr>
-          <w:lang w:val="fr-FR"/>
-        </w:rPr>
-        <w:t xml:space="preserve">Nous allons donc utiliser un à un les </w:t>
-      </w:r>
-      <w:proofErr w:type="spellStart"/>
-      <w:r>
-        <w:rPr>
-          <w:lang w:val="fr-FR"/>
-        </w:rPr>
-        <w:t>features</w:t>
-      </w:r>
-      <w:proofErr w:type="spellEnd"/>
-      <w:r>
-        <w:rPr>
-          <w:lang w:val="fr-FR"/>
-        </w:rPr>
-        <w:t xml:space="preserve"> pour vérifier si elles sont efficaces.</w:t>
-      </w:r>
-      <w:r>
-        <w:rPr>
-          <w:lang w:val="fr-FR"/>
-        </w:rPr>
-        <w:br/>
-        <w:t xml:space="preserve">Commençons par une </w:t>
-      </w:r>
-      <w:proofErr w:type="spellStart"/>
-      <w:r>
-        <w:rPr>
-          <w:lang w:val="fr-FR"/>
-        </w:rPr>
-        <w:t>baseline</w:t>
-      </w:r>
-      <w:proofErr w:type="spellEnd"/>
-      <w:r>
-        <w:rPr>
-          <w:lang w:val="fr-FR"/>
-        </w:rPr>
-        <w:t xml:space="preserve">. Aucune </w:t>
-      </w:r>
-      <w:proofErr w:type="spellStart"/>
-      <w:r>
-        <w:rPr>
-          <w:lang w:val="fr-FR"/>
-        </w:rPr>
-        <w:t>feature</w:t>
-      </w:r>
-      <w:proofErr w:type="spellEnd"/>
-      <w:r>
-        <w:rPr>
-          <w:lang w:val="fr-FR"/>
-        </w:rPr>
-        <w:t xml:space="preserve"> et le modèle sera un </w:t>
-      </w:r>
-      <w:proofErr w:type="spellStart"/>
-      <w:r>
-        <w:rPr>
-          <w:lang w:val="fr-FR"/>
-        </w:rPr>
-        <w:t>Random</w:t>
-      </w:r>
-      <w:proofErr w:type="spellEnd"/>
-      <w:r>
-        <w:rPr>
-          <w:lang w:val="fr-FR"/>
-        </w:rPr>
-        <w:t xml:space="preserve"> Forest</w:t>
+      <w:r>
+        <w:rPr>
+          <w:lang w:val="fr-FR"/>
+        </w:rPr>
+        <w:t>features, nous pensons que certaines features vont drastiquement changer le score final. Seul le changement de la ponctuation nous rends sceptique puisque la ponctuation joue un rôle important dans l’humour.</w:t>
+      </w:r>
+    </w:p>
+    <w:p>
+      <w:pPr>
+        <w:rPr>
+          <w:lang w:val="fr-FR"/>
+        </w:rPr>
+      </w:pPr>
+      <w:r>
+        <w:rPr>
+          <w:lang w:val="fr-FR"/>
+        </w:rPr>
+        <w:t>Nous allons donc utiliser un à un les features pour vérifier si elles sont efficaces.</w:t>
+      </w:r>
+      <w:r>
+        <w:rPr>
+          <w:lang w:val="fr-FR"/>
+        </w:rPr>
+        <w:br/>
+        <w:t>Commençons par une baseline. Aucune feature et le modèle sera un Random Forest</w:t>
       </w:r>
       <w:r>
         <w:rPr>
@@ -380,35 +250,13 @@
           <w:lang w:val="fr-FR"/>
         </w:rPr>
         <w:br/>
-        <w:t>Tentons les stop-</w:t>
-      </w:r>
-      <w:proofErr w:type="spellStart"/>
-      <w:r>
-        <w:rPr>
-          <w:lang w:val="fr-FR"/>
-        </w:rPr>
-        <w:t>words</w:t>
-      </w:r>
-      <w:proofErr w:type="spellEnd"/>
-      <w:r>
-        <w:rPr>
-          <w:lang w:val="fr-FR"/>
-        </w:rPr>
-        <w:t xml:space="preserve"> sans le </w:t>
-      </w:r>
-      <w:proofErr w:type="spellStart"/>
-      <w:r>
-        <w:rPr>
-          <w:lang w:val="fr-FR"/>
-        </w:rPr>
-        <w:t>lower</w:t>
-      </w:r>
-      <w:proofErr w:type="spellEnd"/>
-      <w:r>
-        <w:rPr>
-          <w:lang w:val="fr-FR"/>
-        </w:rPr>
-        <w:t>-case</w:t>
+        <w:t>Tentons les stop-words</w:t>
+      </w:r>
+      <w:r>
+        <w:rPr>
+          <w:lang w:val="fr-FR"/>
+        </w:rPr>
+        <w:t xml:space="preserve"> sans le lower-case</w:t>
       </w:r>
       <w:r>
         <w:rPr>
@@ -473,35 +321,7 @@
         <w:rPr>
           <w:lang w:val="fr-FR"/>
         </w:rPr>
-        <w:t xml:space="preserve">Puisque les résultats sont encore moins bons que la </w:t>
-      </w:r>
-      <w:proofErr w:type="spellStart"/>
-      <w:r>
-        <w:rPr>
-          <w:lang w:val="fr-FR"/>
-        </w:rPr>
-        <w:t>baseline</w:t>
-      </w:r>
-      <w:proofErr w:type="spellEnd"/>
-      <w:r>
-        <w:rPr>
-          <w:lang w:val="fr-FR"/>
-        </w:rPr>
-        <w:t xml:space="preserve">, tentons avec le </w:t>
-      </w:r>
-      <w:proofErr w:type="spellStart"/>
-      <w:r>
-        <w:rPr>
-          <w:lang w:val="fr-FR"/>
-        </w:rPr>
-        <w:t>lower</w:t>
-      </w:r>
-      <w:proofErr w:type="spellEnd"/>
-      <w:r>
-        <w:rPr>
-          <w:lang w:val="fr-FR"/>
-        </w:rPr>
-        <w:t>-case :</w:t>
+        <w:t>Puisque les résultats sont encore moins bons que la baseline, tentons avec le lower-case :</w:t>
       </w:r>
       <w:r>
         <w:rPr>
@@ -560,21 +380,7 @@
         <w:rPr>
           <w:lang w:val="fr-FR"/>
         </w:rPr>
-        <w:t xml:space="preserve">Comme on peut le constater, il est dur de dire si une </w:t>
-      </w:r>
-      <w:proofErr w:type="spellStart"/>
-      <w:r>
-        <w:rPr>
-          <w:lang w:val="fr-FR"/>
-        </w:rPr>
-        <w:t>feature</w:t>
-      </w:r>
-      <w:proofErr w:type="spellEnd"/>
-      <w:r>
-        <w:rPr>
-          <w:lang w:val="fr-FR"/>
-        </w:rPr>
-        <w:t xml:space="preserve"> seule peut faire la différence.</w:t>
+        <w:t>Comme on peut le constater, il est dur de dire si une feature seule peut faire la différence.</w:t>
       </w:r>
       <w:r>
         <w:rPr>
@@ -595,34 +401,18 @@
         </w:rPr>
         <w:br/>
       </w:r>
-      <w:proofErr w:type="spellStart"/>
-      <w:r>
-        <w:rPr>
-          <w:lang w:val="fr-FR"/>
-        </w:rPr>
-        <w:t>Lowercase</w:t>
-      </w:r>
-      <w:proofErr w:type="spellEnd"/>
-      <w:r>
-        <w:rPr>
-          <w:lang w:val="fr-FR"/>
-        </w:rPr>
-        <w:t xml:space="preserve"> OFF </w:t>
-      </w:r>
-      <w:r>
-        <w:rPr>
-          <w:lang w:val="fr-FR"/>
-        </w:rPr>
-        <w:t xml:space="preserve">avec </w:t>
-      </w:r>
-      <w:proofErr w:type="spellStart"/>
-      <w:r>
-        <w:rPr>
-          <w:lang w:val="fr-FR"/>
-        </w:rPr>
-        <w:t>tokenizer</w:t>
-      </w:r>
-      <w:proofErr w:type="spellEnd"/>
+      <w:r>
+        <w:rPr>
+          <w:lang w:val="fr-FR"/>
+        </w:rPr>
+        <w:t xml:space="preserve">Lowercase OFF </w:t>
+      </w:r>
+      <w:r>
+        <w:rPr>
+          <w:lang w:val="fr-FR"/>
+        </w:rPr>
+        <w:t>avec tokenizer</w:t>
+      </w:r>
       <w:r>
         <w:rPr>
           <w:lang w:val="fr-FR"/>
@@ -889,47 +679,19 @@
         <w:rPr>
           <w:lang w:val="fr-FR"/>
         </w:rPr>
-        <w:t xml:space="preserve">Visiblement, il faut garder le </w:t>
-      </w:r>
-      <w:proofErr w:type="spellStart"/>
-      <w:r>
-        <w:rPr>
-          <w:lang w:val="fr-FR"/>
-        </w:rPr>
-        <w:t>l</w:t>
-      </w:r>
-      <w:r>
-        <w:rPr>
-          <w:lang w:val="fr-FR"/>
-        </w:rPr>
-        <w:t>owercase</w:t>
-      </w:r>
-      <w:proofErr w:type="spellEnd"/>
-      <w:r>
-        <w:rPr>
-          <w:lang w:val="fr-FR"/>
-        </w:rPr>
-        <w:t xml:space="preserve"> et les stop </w:t>
-      </w:r>
-      <w:proofErr w:type="spellStart"/>
-      <w:r>
-        <w:rPr>
-          <w:lang w:val="fr-FR"/>
-        </w:rPr>
-        <w:t>words</w:t>
-      </w:r>
-      <w:proofErr w:type="spellEnd"/>
-      <w:r>
-        <w:rPr>
-          <w:lang w:val="fr-FR"/>
-        </w:rPr>
-        <w:t>.</w:t>
-      </w:r>
-    </w:p>
-    <w:p>
-      <w:pPr>
-        <w:rPr>
-          <w:lang w:val="fr-FR"/>
+        <w:t>Visiblement, il faut garder le l</w:t>
+      </w:r>
+      <w:r>
+        <w:rPr>
+          <w:lang w:val="fr-FR"/>
+        </w:rPr>
+        <w:t>owercase et les stop words.</w:t>
+      </w:r>
+    </w:p>
+    <w:p>
+      <w:pPr>
+        <w:rPr>
+          <w:lang w:val="en-GB"/>
         </w:rPr>
       </w:pPr>
       <w:r>
@@ -950,23 +712,15 @@
         </w:rPr>
         <w:br/>
       </w:r>
-      <w:proofErr w:type="spellStart"/>
-      <w:r>
-        <w:rPr>
-          <w:lang w:val="fr-FR"/>
-        </w:rPr>
-        <w:t>XGBoost</w:t>
-      </w:r>
-      <w:proofErr w:type="spellEnd"/>
-      <w:r>
-        <w:rPr>
-          <w:lang w:val="fr-FR"/>
-        </w:rPr>
-        <w:t> :</w:t>
-      </w:r>
-      <w:r>
-        <w:rPr>
-          <w:lang w:val="fr-FR"/>
+      <w:r>
+        <w:rPr>
+          <w:lang w:val="en-GB"/>
+        </w:rPr>
+        <w:t>XGBoost :</w:t>
+      </w:r>
+      <w:r>
+        <w:rPr>
+          <w:lang w:val="en-GB"/>
         </w:rPr>
         <w:br/>
       </w:r>
@@ -1014,26 +768,18 @@
     <w:p>
       <w:pPr>
         <w:rPr>
-          <w:lang w:val="fr-FR"/>
-        </w:rPr>
-      </w:pPr>
-      <w:proofErr w:type="gramStart"/>
-      <w:r>
-        <w:rPr>
-          <w:lang w:val="fr-FR"/>
-        </w:rPr>
-        <w:t>Bayes</w:t>
-      </w:r>
-      <w:proofErr w:type="gramEnd"/>
-      <w:r>
-        <w:rPr>
-          <w:lang w:val="fr-FR"/>
-        </w:rPr>
-        <w:t> :</w:t>
-      </w:r>
-      <w:r>
-        <w:rPr>
-          <w:lang w:val="fr-FR"/>
+          <w:lang w:val="en-GB"/>
+        </w:rPr>
+      </w:pPr>
+      <w:r>
+        <w:rPr>
+          <w:lang w:val="en-GB"/>
+        </w:rPr>
+        <w:t>Bayes :</w:t>
+      </w:r>
+      <w:r>
+        <w:rPr>
+          <w:lang w:val="en-GB"/>
         </w:rPr>
         <w:br/>
       </w:r>
@@ -1081,26 +827,18 @@
     <w:p>
       <w:pPr>
         <w:rPr>
-          <w:lang w:val="fr-FR"/>
-        </w:rPr>
-      </w:pPr>
-      <w:proofErr w:type="spellStart"/>
-      <w:r>
-        <w:rPr>
-          <w:lang w:val="fr-FR"/>
-        </w:rPr>
-        <w:t>Linear</w:t>
-      </w:r>
-      <w:proofErr w:type="spellEnd"/>
-      <w:r>
-        <w:rPr>
-          <w:lang w:val="fr-FR"/>
-        </w:rPr>
-        <w:t> :</w:t>
-      </w:r>
-      <w:r>
-        <w:rPr>
-          <w:lang w:val="fr-FR"/>
+          <w:lang w:val="en-GB"/>
+        </w:rPr>
+      </w:pPr>
+      <w:r>
+        <w:rPr>
+          <w:lang w:val="en-GB"/>
+        </w:rPr>
+        <w:t>Linear :</w:t>
+      </w:r>
+      <w:r>
+        <w:rPr>
+          <w:lang w:val="en-GB"/>
         </w:rPr>
         <w:br/>
       </w:r>
@@ -1148,26 +886,18 @@
     <w:p>
       <w:pPr>
         <w:rPr>
-          <w:lang w:val="fr-FR"/>
-        </w:rPr>
-      </w:pPr>
-      <w:proofErr w:type="spellStart"/>
-      <w:r>
-        <w:rPr>
-          <w:lang w:val="fr-FR"/>
-        </w:rPr>
-        <w:t>Random_forest</w:t>
-      </w:r>
-      <w:proofErr w:type="spellEnd"/>
-      <w:r>
-        <w:rPr>
-          <w:lang w:val="fr-FR"/>
-        </w:rPr>
-        <w:t> :</w:t>
-      </w:r>
-      <w:r>
-        <w:rPr>
-          <w:lang w:val="fr-FR"/>
+          <w:lang w:val="en-GB"/>
+        </w:rPr>
+      </w:pPr>
+      <w:r>
+        <w:rPr>
+          <w:lang w:val="en-GB"/>
+        </w:rPr>
+        <w:t>Random_forest :</w:t>
+      </w:r>
+      <w:r>
+        <w:rPr>
+          <w:lang w:val="en-GB"/>
         </w:rPr>
         <w:br/>
       </w:r>
@@ -1222,111 +952,27 @@
         <w:rPr>
           <w:lang w:val="fr-FR"/>
         </w:rPr>
-        <w:t xml:space="preserve">Notre meilleur modèle serait donc le </w:t>
-      </w:r>
-      <w:proofErr w:type="spellStart"/>
-      <w:r>
-        <w:rPr>
-          <w:lang w:val="fr-FR"/>
-        </w:rPr>
-        <w:t>XGBoost</w:t>
-      </w:r>
-      <w:proofErr w:type="spellEnd"/>
-      <w:r>
-        <w:rPr>
-          <w:lang w:val="fr-FR"/>
-        </w:rPr>
-        <w:t xml:space="preserve"> avec un stop </w:t>
-      </w:r>
-      <w:proofErr w:type="spellStart"/>
-      <w:r>
-        <w:rPr>
-          <w:lang w:val="fr-FR"/>
-        </w:rPr>
-        <w:t>words</w:t>
-      </w:r>
-      <w:proofErr w:type="spellEnd"/>
-      <w:r>
-        <w:rPr>
-          <w:lang w:val="fr-FR"/>
-        </w:rPr>
-        <w:t xml:space="preserve"> et tout en </w:t>
-      </w:r>
-      <w:proofErr w:type="spellStart"/>
-      <w:r>
-        <w:rPr>
-          <w:lang w:val="fr-FR"/>
-        </w:rPr>
-        <w:t>lowercase</w:t>
-      </w:r>
-      <w:proofErr w:type="spellEnd"/>
-      <w:r>
-        <w:rPr>
-          <w:lang w:val="fr-FR"/>
-        </w:rPr>
-        <w:t>.</w:t>
-      </w:r>
-      <w:r>
-        <w:rPr>
-          <w:lang w:val="fr-FR"/>
-        </w:rPr>
-        <w:br/>
-        <w:t xml:space="preserve">Ce n’est pas anormal, mettre en </w:t>
-      </w:r>
-      <w:proofErr w:type="spellStart"/>
-      <w:r>
-        <w:rPr>
-          <w:lang w:val="fr-FR"/>
-        </w:rPr>
-        <w:t>lowercase</w:t>
-      </w:r>
-      <w:proofErr w:type="spellEnd"/>
-      <w:r>
-        <w:rPr>
-          <w:lang w:val="fr-FR"/>
-        </w:rPr>
-        <w:t xml:space="preserve"> permet d’avoir la même orthographe pour les mots. Les stops-</w:t>
-      </w:r>
-      <w:proofErr w:type="spellStart"/>
-      <w:r>
-        <w:rPr>
-          <w:lang w:val="fr-FR"/>
-        </w:rPr>
-        <w:t>words</w:t>
-      </w:r>
-      <w:proofErr w:type="spellEnd"/>
-      <w:r>
-        <w:rPr>
-          <w:lang w:val="fr-FR"/>
-        </w:rPr>
-        <w:t xml:space="preserve"> quant à eux, rajoutent du bruit non nécessaire pour nos fonctions.</w:t>
-      </w:r>
-    </w:p>
-    <w:p>
-      <w:pPr>
-        <w:rPr>
-          <w:lang w:val="fr-FR"/>
-        </w:rPr>
-      </w:pPr>
-      <w:r>
-        <w:rPr>
-          <w:lang w:val="fr-FR"/>
-        </w:rPr>
-        <w:t xml:space="preserve">Cependant nous n’avons pas encore ajouté le </w:t>
-      </w:r>
-      <w:proofErr w:type="spellStart"/>
-      <w:r>
-        <w:rPr>
-          <w:lang w:val="fr-FR"/>
-        </w:rPr>
-        <w:t>stemming</w:t>
-      </w:r>
-      <w:proofErr w:type="spellEnd"/>
-      <w:r>
-        <w:rPr>
-          <w:lang w:val="fr-FR"/>
-        </w:rPr>
-        <w:t>.</w:t>
+        <w:t>Notre meilleur modèle serait donc le XGBoost avec un stop words et tout en lowercase.</w:t>
+      </w:r>
+      <w:r>
+        <w:rPr>
+          <w:lang w:val="fr-FR"/>
+        </w:rPr>
+        <w:br/>
+        <w:t>Ce n’est pas anormal, mettre en lowercase permet d’avoir la même orthographe pour les mots. Les stops-words quant à eux, rajoutent du bruit non nécessaire pour nos fonctions.</w:t>
+      </w:r>
+    </w:p>
+    <w:p>
+      <w:pPr>
+        <w:rPr>
+          <w:lang w:val="fr-FR"/>
+        </w:rPr>
+      </w:pPr>
+      <w:r>
+        <w:rPr>
+          <w:lang w:val="fr-FR"/>
+        </w:rPr>
+        <w:t>Cependant nous n’avons pas encore ajouté le stemming.</w:t>
       </w:r>
       <w:r>
         <w:rPr>
@@ -1338,21 +984,7 @@
         <w:rPr>
           <w:lang w:val="fr-FR"/>
         </w:rPr>
-        <w:t xml:space="preserve">En effet, le </w:t>
-      </w:r>
-      <w:proofErr w:type="spellStart"/>
-      <w:r>
-        <w:rPr>
-          <w:lang w:val="fr-FR"/>
-        </w:rPr>
-        <w:t>stemming</w:t>
-      </w:r>
-      <w:proofErr w:type="spellEnd"/>
-      <w:r>
-        <w:rPr>
-          <w:lang w:val="fr-FR"/>
-        </w:rPr>
-        <w:t xml:space="preserve"> est assez particulier car il va changer nos mots pour que tous les mots qui y ressemblent aient la même valeur.</w:t>
+        <w:t>En effet, le stemming est assez particulier car il va changer nos mots pour que tous les mots qui y ressemblent aient la même valeur.</w:t>
       </w:r>
     </w:p>
     <w:p>
@@ -1443,21 +1075,7 @@
         <w:rPr>
           <w:lang w:val="fr-FR"/>
         </w:rPr>
-        <w:t xml:space="preserve">Cependant par rapport au </w:t>
-      </w:r>
-      <w:proofErr w:type="spellStart"/>
-      <w:r>
-        <w:rPr>
-          <w:lang w:val="fr-FR"/>
-        </w:rPr>
-        <w:t>tp</w:t>
-      </w:r>
-      <w:proofErr w:type="spellEnd"/>
-      <w:r>
-        <w:rPr>
-          <w:lang w:val="fr-FR"/>
-        </w:rPr>
-        <w:t>, nous pouvons apporter plusieurs critiques.</w:t>
+        <w:t>Cependant par rapport au tp, nous pouvons apporter plusieurs critiques.</w:t>
       </w:r>
       <w:r>
         <w:rPr>
@@ -1471,21 +1089,7 @@
           <w:lang w:val="fr-FR"/>
         </w:rPr>
         <w:br/>
-        <w:t>Quelle différence entre le train/test/</w:t>
-      </w:r>
-      <w:proofErr w:type="spellStart"/>
-      <w:r>
-        <w:rPr>
-          <w:lang w:val="fr-FR"/>
-        </w:rPr>
-        <w:t>evaluate</w:t>
-      </w:r>
-      <w:proofErr w:type="spellEnd"/>
-      <w:r>
-        <w:rPr>
-          <w:lang w:val="fr-FR"/>
-        </w:rPr>
-        <w:t> ?</w:t>
+        <w:t>Quelle différence entre le train/test/evaluate ?</w:t>
       </w:r>
     </w:p>
     <w:p>
@@ -1493,32 +1097,22 @@
         <w:rPr>
           <w:b/>
           <w:bCs/>
-          <w:lang w:val="en-GB"/>
-        </w:rPr>
-      </w:pPr>
-      <w:r>
-        <w:rPr>
-          <w:lang w:val="fr-FR"/>
-        </w:rPr>
-        <w:br/>
-      </w:r>
-      <w:proofErr w:type="gramStart"/>
+          <w:lang w:val="fr-FR"/>
+        </w:rPr>
+      </w:pPr>
+      <w:r>
+        <w:rPr>
+          <w:lang w:val="fr-FR"/>
+        </w:rPr>
+        <w:br/>
+      </w:r>
       <w:r>
         <w:rPr>
           <w:b/>
           <w:bCs/>
-          <w:lang w:val="en-GB"/>
-        </w:rPr>
-        <w:t>Named-entity</w:t>
-      </w:r>
-      <w:proofErr w:type="gramEnd"/>
-      <w:r>
-        <w:rPr>
-          <w:b/>
-          <w:bCs/>
-          <w:lang w:val="en-GB"/>
-        </w:rPr>
-        <w:t xml:space="preserve"> recognition</w:t>
+          <w:lang w:val="fr-FR"/>
+        </w:rPr>
+        <w:t>Named-entity recognition</w:t>
       </w:r>
     </w:p>
     <w:p>
@@ -1628,42 +1222,13 @@
         <w:rPr>
           <w:lang w:val="fr-FR"/>
         </w:rPr>
-        <w:t xml:space="preserve">Cependant, </w:t>
-      </w:r>
-      <w:proofErr w:type="spellStart"/>
-      <w:r>
-        <w:rPr>
-          <w:lang w:val="fr-FR"/>
-        </w:rPr>
-        <w:t>is_starting_word</w:t>
-      </w:r>
-      <w:proofErr w:type="spellEnd"/>
-      <w:r>
-        <w:rPr>
-          <w:lang w:val="fr-FR"/>
-        </w:rPr>
-        <w:t xml:space="preserve"> et </w:t>
-      </w:r>
-      <w:proofErr w:type="spellStart"/>
-      <w:r>
-        <w:rPr>
-          <w:lang w:val="fr-FR"/>
-        </w:rPr>
-        <w:t>is_final_word</w:t>
-      </w:r>
-      <w:proofErr w:type="spellEnd"/>
-      <w:r>
-        <w:rPr>
-          <w:lang w:val="fr-FR"/>
-        </w:rPr>
-        <w:t xml:space="preserve"> auraient pu augmenter nos chances, surtout </w:t>
-      </w:r>
-      <w:proofErr w:type="spellStart"/>
-      <w:r>
-        <w:rPr>
-          <w:lang w:val="fr-FR"/>
-        </w:rPr>
-        <w:t>is</w:t>
+        <w:t>Cependant, is_starting_word et is_final_word</w:t>
+      </w:r>
+      <w:r>
+        <w:rPr>
+          <w:lang w:val="fr-FR"/>
+        </w:rPr>
+        <w:t xml:space="preserve"> auraient pu augmenter nos chances, surtout is</w:t>
       </w:r>
       <w:r>
         <w:rPr>
@@ -1675,14 +1240,7 @@
         <w:rPr>
           <w:lang w:val="fr-FR"/>
         </w:rPr>
-        <w:t>final_word</w:t>
-      </w:r>
-      <w:proofErr w:type="spellEnd"/>
-      <w:r>
-        <w:rPr>
-          <w:lang w:val="fr-FR"/>
-        </w:rPr>
-        <w:t>.</w:t>
+        <w:t>final_word.</w:t>
       </w:r>
       <w:r>
         <w:rPr>
@@ -1694,49 +1252,7 @@
         <w:rPr>
           <w:lang w:val="fr-FR"/>
         </w:rPr>
-        <w:t xml:space="preserve"> La </w:t>
-      </w:r>
-      <w:proofErr w:type="spellStart"/>
-      <w:r>
-        <w:rPr>
-          <w:lang w:val="fr-FR"/>
-        </w:rPr>
-        <w:t>feature</w:t>
-      </w:r>
-      <w:proofErr w:type="spellEnd"/>
-      <w:r>
-        <w:rPr>
-          <w:lang w:val="fr-FR"/>
-        </w:rPr>
-        <w:t xml:space="preserve"> </w:t>
-      </w:r>
-      <w:proofErr w:type="spellStart"/>
-      <w:r>
-        <w:rPr>
-          <w:lang w:val="fr-FR"/>
-        </w:rPr>
-        <w:t>is_capitalized</w:t>
-      </w:r>
-      <w:proofErr w:type="spellEnd"/>
-      <w:r>
-        <w:rPr>
-          <w:lang w:val="fr-FR"/>
-        </w:rPr>
-        <w:t xml:space="preserve"> s’annonce intéressante puisque la plupart des noms ont leurs premières lettres en majuscules. Et bien que ça soit le cas aussi des premiers mots, si nous parvenons à filtrer les premiers mots hors de cette </w:t>
-      </w:r>
-      <w:proofErr w:type="spellStart"/>
-      <w:r>
-        <w:rPr>
-          <w:lang w:val="fr-FR"/>
-        </w:rPr>
-        <w:t>features</w:t>
-      </w:r>
-      <w:proofErr w:type="spellEnd"/>
-      <w:r>
-        <w:rPr>
-          <w:lang w:val="fr-FR"/>
-        </w:rPr>
-        <w:t>, nous devrions pouvoir obtenir de meilleurs résultats.</w:t>
+        <w:t xml:space="preserve"> La feature is_capitalized s’annonce intéressante puisque la plupart des noms ont leurs premières lettres en majuscules. Et bien que ça soit le cas aussi des premiers mots, si nous parvenons à filtrer les premiers mots hors de cette features, nous devrions pouvoir obtenir de meilleurs résultats.</w:t>
       </w:r>
       <w:r>
         <w:rPr>
@@ -1761,88 +1277,38 @@
           <w:lang w:val="fr-FR"/>
         </w:rPr>
         <w:br/>
-        <w:t xml:space="preserve">Justement, les tests à ce propos n’ont pas été concluant comme nous le pensions. En effet, introduire une phrase en entier fonctionne. Mais bien que déjà très lent à traiter (plus de 20min avec un </w:t>
-      </w:r>
-      <w:proofErr w:type="spellStart"/>
-      <w:r>
-        <w:rPr>
-          <w:lang w:val="fr-FR"/>
-        </w:rPr>
-        <w:t>XGBoost</w:t>
-      </w:r>
-      <w:proofErr w:type="spellEnd"/>
-      <w:r>
-        <w:rPr>
-          <w:lang w:val="fr-FR"/>
-        </w:rPr>
-        <w:t>), il modèle ressortira que des 0, étant donné qu’il s’agit de la classe majoritaire.</w:t>
-      </w:r>
-      <w:r>
-        <w:rPr>
-          <w:lang w:val="fr-FR"/>
-        </w:rPr>
-        <w:t xml:space="preserve"> Nous avons donc obtenu 11% d’</w:t>
-      </w:r>
-      <w:proofErr w:type="spellStart"/>
-      <w:r>
-        <w:rPr>
-          <w:lang w:val="fr-FR"/>
-        </w:rPr>
-        <w:t>accuracy</w:t>
-      </w:r>
-      <w:proofErr w:type="spellEnd"/>
-      <w:r>
-        <w:rPr>
-          <w:lang w:val="fr-FR"/>
-        </w:rPr>
-        <w:t xml:space="preserve"> avec cette méthode.</w:t>
-      </w:r>
-    </w:p>
-    <w:p>
-      <w:pPr>
-        <w:rPr>
-          <w:lang w:val="fr-FR"/>
-        </w:rPr>
-      </w:pPr>
-      <w:r>
-        <w:rPr>
-          <w:lang w:val="fr-FR"/>
-        </w:rPr>
-        <w:t xml:space="preserve">Nous allons donc sur le même modèle, vérifier si ses </w:t>
-      </w:r>
-      <w:proofErr w:type="spellStart"/>
-      <w:r>
-        <w:rPr>
-          <w:lang w:val="fr-FR"/>
-        </w:rPr>
-        <w:t>features</w:t>
-      </w:r>
-      <w:proofErr w:type="spellEnd"/>
-      <w:r>
-        <w:rPr>
-          <w:lang w:val="fr-FR"/>
-        </w:rPr>
-        <w:t xml:space="preserve"> nous sont utiles.</w:t>
-      </w:r>
-      <w:r>
-        <w:rPr>
-          <w:lang w:val="fr-FR"/>
-        </w:rPr>
-        <w:br/>
-      </w:r>
-      <w:proofErr w:type="spellStart"/>
-      <w:r>
-        <w:rPr>
-          <w:lang w:val="fr-FR"/>
-        </w:rPr>
-        <w:t>XGBoost</w:t>
-      </w:r>
-      <w:proofErr w:type="spellEnd"/>
-      <w:r>
-        <w:rPr>
-          <w:lang w:val="fr-FR"/>
-        </w:rPr>
-        <w:t> :</w:t>
+        <w:t>Justement, les tests à ce propos n’ont pas été concluant comme nous le pensions. En effet, introduire une phrase en entier fonctionne. Mais bien que déjà très lent à traiter (plus de 20min avec un XGBoost), il modèle ressortira que des 0, étant donné qu’il s’agit de la classe majoritaire.</w:t>
+      </w:r>
+      <w:r>
+        <w:rPr>
+          <w:lang w:val="fr-FR"/>
+        </w:rPr>
+        <w:t xml:space="preserve"> Nous avons donc obtenu 11% d’accuracy avec cette méthode.</w:t>
+      </w:r>
+    </w:p>
+    <w:p>
+      <w:pPr>
+        <w:rPr>
+          <w:lang w:val="fr-FR"/>
+        </w:rPr>
+      </w:pPr>
+      <w:r>
+        <w:rPr>
+          <w:lang w:val="fr-FR"/>
+        </w:rPr>
+        <w:t>Nous allons donc sur le même modèle, vérifier si ses features nous sont utiles.</w:t>
+      </w:r>
+      <w:r>
+        <w:rPr>
+          <w:lang w:val="fr-FR"/>
+        </w:rPr>
+        <w:br/>
+      </w:r>
+      <w:r>
+        <w:rPr>
+          <w:lang w:val="fr-FR"/>
+        </w:rPr>
+        <w:t>XGBoost :</w:t>
       </w:r>
       <w:r>
         <w:rPr>
@@ -1902,70 +1368,20 @@
         <w:rPr>
           <w:lang w:val="fr-FR"/>
         </w:rPr>
-        <w:t xml:space="preserve">Très clairement, la </w:t>
-      </w:r>
-      <w:proofErr w:type="spellStart"/>
-      <w:r>
-        <w:rPr>
-          <w:lang w:val="fr-FR"/>
-        </w:rPr>
-        <w:t>feature</w:t>
-      </w:r>
-      <w:proofErr w:type="spellEnd"/>
-      <w:r>
-        <w:rPr>
-          <w:lang w:val="fr-FR"/>
-        </w:rPr>
-        <w:t xml:space="preserve"> </w:t>
-      </w:r>
-      <w:proofErr w:type="spellStart"/>
-      <w:r>
-        <w:rPr>
-          <w:lang w:val="fr-FR"/>
-        </w:rPr>
-        <w:t>is_capitalized</w:t>
-      </w:r>
-      <w:proofErr w:type="spellEnd"/>
-      <w:r>
-        <w:rPr>
-          <w:lang w:val="fr-FR"/>
-        </w:rPr>
-        <w:t xml:space="preserve"> est bien supérieur à tout ce que l’on avait accomplis auparavant et c’est bien normal. Seuls les mots qui commencent par une majuscule et qui ne sont pas des noms se trouvent très généralement en début de phrases. Et ses mots sont souvent les mêmes ! Le </w:t>
-      </w:r>
-      <w:proofErr w:type="spellStart"/>
-      <w:r>
-        <w:rPr>
-          <w:lang w:val="fr-FR"/>
-        </w:rPr>
-        <w:t>XGBoost</w:t>
-      </w:r>
-      <w:proofErr w:type="spellEnd"/>
-      <w:r>
-        <w:rPr>
-          <w:lang w:val="fr-FR"/>
-        </w:rPr>
-        <w:t xml:space="preserve"> n’a pas de problèmes à observer cela.</w:t>
-      </w:r>
-    </w:p>
-    <w:p>
-      <w:pPr>
-        <w:rPr>
-          <w:lang w:val="fr-FR"/>
-        </w:rPr>
-      </w:pPr>
-      <w:proofErr w:type="spellStart"/>
-      <w:r>
-        <w:rPr>
-          <w:lang w:val="fr-FR"/>
-        </w:rPr>
-        <w:t>Linear</w:t>
-      </w:r>
-      <w:proofErr w:type="spellEnd"/>
-      <w:r>
-        <w:rPr>
-          <w:lang w:val="fr-FR"/>
-        </w:rPr>
-        <w:t> :</w:t>
+        <w:t>Très clairement, la feature is_capitalized est bien supérieur à tout ce que l’on avait accomplis auparavant et c’est bien normal. Seuls les mots qui commencent par une majuscule et qui ne sont pas des noms se trouvent très généralement en début de phrases. Et ses mots sont souvent les mêmes ! Le XGBoost n’a pas de problèmes à observer cela.</w:t>
+      </w:r>
+    </w:p>
+    <w:p>
+      <w:pPr>
+        <w:rPr>
+          <w:lang w:val="fr-FR"/>
+        </w:rPr>
+      </w:pPr>
+      <w:r>
+        <w:rPr>
+          <w:lang w:val="fr-FR"/>
+        </w:rPr>
+        <w:t>Linear :</w:t>
       </w:r>
     </w:p>
     <w:p>
@@ -2033,42 +1449,20 @@
           <w:lang w:val="fr-FR"/>
         </w:rPr>
         <w:br/>
-        <w:t>Cela signifie que l’on a certainement de l’</w:t>
-      </w:r>
-      <w:proofErr w:type="spellStart"/>
-      <w:r>
-        <w:rPr>
-          <w:lang w:val="fr-FR"/>
-        </w:rPr>
-        <w:t>overfit</w:t>
-      </w:r>
-      <w:proofErr w:type="spellEnd"/>
-      <w:r>
-        <w:rPr>
-          <w:lang w:val="fr-FR"/>
-        </w:rPr>
-        <w:t>…</w:t>
-      </w:r>
-      <w:r>
-        <w:rPr>
-          <w:lang w:val="fr-FR"/>
-        </w:rPr>
-        <w:br/>
-      </w:r>
-      <w:proofErr w:type="spellStart"/>
+        <w:t>Cela signifie que l’on a certainement de l’overfit…</w:t>
+      </w:r>
+      <w:r>
+        <w:rPr>
+          <w:lang w:val="fr-FR"/>
+        </w:rPr>
+        <w:br/>
+      </w:r>
       <w:r>
         <w:rPr>
           <w:lang w:val="fr-FR"/>
         </w:rPr>
         <w:lastRenderedPageBreak/>
-        <w:t>Random</w:t>
-      </w:r>
-      <w:proofErr w:type="spellEnd"/>
-      <w:r>
-        <w:rPr>
-          <w:lang w:val="fr-FR"/>
-        </w:rPr>
-        <w:t xml:space="preserve"> Forest :</w:t>
+        <w:t>Random Forest :</w:t>
       </w:r>
       <w:r>
         <w:rPr>
@@ -2128,35 +1522,7 @@
         <w:rPr>
           <w:lang w:val="fr-FR"/>
         </w:rPr>
-        <w:t xml:space="preserve">Le </w:t>
-      </w:r>
-      <w:proofErr w:type="spellStart"/>
-      <w:r>
-        <w:rPr>
-          <w:lang w:val="fr-FR"/>
-        </w:rPr>
-        <w:t>random</w:t>
-      </w:r>
-      <w:proofErr w:type="spellEnd"/>
-      <w:r>
-        <w:rPr>
-          <w:lang w:val="fr-FR"/>
-        </w:rPr>
-        <w:t xml:space="preserve"> </w:t>
-      </w:r>
-      <w:proofErr w:type="spellStart"/>
-      <w:r>
-        <w:rPr>
-          <w:lang w:val="fr-FR"/>
-        </w:rPr>
-        <w:t>forest</w:t>
-      </w:r>
-      <w:proofErr w:type="spellEnd"/>
-      <w:r>
-        <w:rPr>
-          <w:lang w:val="fr-FR"/>
-        </w:rPr>
-        <w:t xml:space="preserve"> commence à devenir lent sur ce genre de tâche. Mais comme on peut le constater, il subit la même chose que les autres algorithmes.</w:t>
+        <w:t>Le random forest commence à devenir lent sur ce genre de tâche. Mais comme on peut le constater, il subit la même chose que les autres algorithmes.</w:t>
       </w:r>
     </w:p>
     <w:p>
@@ -2182,63 +1548,310 @@
         <w:rPr>
           <w:lang w:val="fr-FR"/>
         </w:rPr>
-        <w:t xml:space="preserve">En l’état, n’importe quel modèle fera l’affaire, mais le </w:t>
-      </w:r>
-      <w:proofErr w:type="spellStart"/>
-      <w:r>
-        <w:rPr>
-          <w:lang w:val="fr-FR"/>
-        </w:rPr>
-        <w:t>Random</w:t>
-      </w:r>
-      <w:proofErr w:type="spellEnd"/>
-      <w:r>
-        <w:rPr>
-          <w:lang w:val="fr-FR"/>
-        </w:rPr>
-        <w:t xml:space="preserve"> Forest est bien trop lent pour être retenu. Un simple Linéaire, plutôt rapide, pourra faire l’affaire. Un </w:t>
-      </w:r>
-      <w:proofErr w:type="spellStart"/>
-      <w:r>
-        <w:rPr>
-          <w:lang w:val="fr-FR"/>
-        </w:rPr>
-        <w:t>XGBoost</w:t>
-      </w:r>
-      <w:proofErr w:type="spellEnd"/>
-      <w:r>
-        <w:rPr>
-          <w:lang w:val="fr-FR"/>
-        </w:rPr>
-        <w:t xml:space="preserve"> qui reste aussi rapide, peut obtenir de meilleurs résultats sur d’autres </w:t>
-      </w:r>
-      <w:proofErr w:type="spellStart"/>
-      <w:r>
-        <w:rPr>
-          <w:lang w:val="fr-FR"/>
-        </w:rPr>
-        <w:t>features</w:t>
-      </w:r>
-      <w:proofErr w:type="spellEnd"/>
-      <w:r>
-        <w:rPr>
-          <w:lang w:val="fr-FR"/>
-        </w:rPr>
-        <w:t xml:space="preserve"> que le </w:t>
-      </w:r>
-      <w:proofErr w:type="spellStart"/>
-      <w:r>
-        <w:rPr>
-          <w:lang w:val="fr-FR"/>
-        </w:rPr>
-        <w:t>is_capitalized</w:t>
-      </w:r>
-      <w:proofErr w:type="spellEnd"/>
-      <w:r>
-        <w:rPr>
-          <w:lang w:val="fr-FR"/>
-        </w:rPr>
-        <w:t>.</w:t>
+        <w:t>En l’état, n’importe quel modèle fera l’affaire, mais le Random Forest est bien trop lent pour être retenu. Un simple Linéaire, plutôt rapide, pourra faire l’affaire. Un XGBoost qui reste aussi rapide, peut obtenir de meilleurs résultats sur d’autres features que le is_capitalized.</w:t>
+      </w:r>
+    </w:p>
+    <w:p>
+      <w:pPr>
+        <w:rPr>
+          <w:b/>
+          <w:bCs/>
+          <w:lang w:val="en-GB"/>
+        </w:rPr>
+      </w:pPr>
+      <w:r>
+        <w:rPr>
+          <w:b/>
+          <w:bCs/>
+          <w:lang w:val="en-GB"/>
+        </w:rPr>
+        <w:t>Assembler les modèles</w:t>
+      </w:r>
+    </w:p>
+    <w:p>
+      <w:pPr>
+        <w:rPr>
+          <w:lang w:val="fr-FR"/>
+        </w:rPr>
+      </w:pPr>
+      <w:r>
+        <w:rPr>
+          <w:lang w:val="fr-FR"/>
+        </w:rPr>
+        <w:t>Cette étape a posé beaucoup d</w:t>
+      </w:r>
+      <w:r>
+        <w:rPr>
+          <w:lang w:val="fr-FR"/>
+        </w:rPr>
+        <w:t>e problèmes. En effet, la configuration du pipeline n’était pas propice à passer deux modèles d’affilés. C’est pourquoi nous avons dû relayer cette tâche aux features. De plus, les features étant nestés, il est difficile d’appeler des modèles sur des packages de plus haut niveau.</w:t>
+      </w:r>
+      <w:r>
+        <w:rPr>
+          <w:lang w:val="fr-FR"/>
+        </w:rPr>
+        <w:t xml:space="preserve"> Enfin, nous nous sommes confrontés à des problèmes dans le dataset de gestion des caractères spéciaux car nous avons dû changer pour la V2.</w:t>
+      </w:r>
+      <w:r>
+        <w:rPr>
+          <w:lang w:val="fr-FR"/>
+        </w:rPr>
+        <w:t xml:space="preserve"> Cela nous a contraint de refaire une bonne partie de nos données.</w:t>
+      </w:r>
+    </w:p>
+    <w:p>
+      <w:pPr>
+        <w:rPr>
+          <w:lang w:val="fr-FR"/>
+        </w:rPr>
+      </w:pPr>
+      <w:r>
+        <w:rPr>
+          <w:lang w:val="fr-FR"/>
+        </w:rPr>
+        <w:t>Pour pouvoir appeler l’étape de la liaison des deux modèles, nous devons mettre cette commande :</w:t>
+      </w:r>
+      <w:r>
+        <w:rPr>
+          <w:lang w:val="fr-FR"/>
+        </w:rPr>
+        <w:br/>
+      </w:r>
+      <w:r>
+        <w:rPr>
+          <w:lang w:val="fr-FR"/>
+        </w:rPr>
+        <w:t>python main.py evaluate --task=find_comic_name --config="{\"Features\":\"mix_model\"}"</w:t>
+      </w:r>
+      <w:r>
+        <w:rPr>
+          <w:lang w:val="fr-FR"/>
+        </w:rPr>
+        <w:br/>
+        <w:t>La contrainte est telle, que nous ne pouvons pas passer par la commande train et test via cette features car le fait de devoir sortir les noms par rapport aux positions données par le modèle de détection des noms en complément des indications du modèle de détection des comiques, rend la tâche d’automatisation totale ardue. De plus, nous sommes obligés de devoir faire une évaluation différente pour ce modèle.</w:t>
+      </w:r>
+    </w:p>
+    <w:p>
+      <w:pPr>
+        <w:rPr>
+          <w:lang w:val="fr-FR"/>
+        </w:rPr>
+      </w:pPr>
+      <w:r>
+        <w:rPr>
+          <w:lang w:val="fr-FR"/>
+        </w:rPr>
+        <w:t>Enfin, la dernière méthode du named-entity recognition ne précise par particulièrement la façon d’aborder la chose.</w:t>
+      </w:r>
+    </w:p>
+    <w:p>
+      <w:pPr>
+        <w:rPr>
+          <w:lang w:val="fr-FR"/>
+        </w:rPr>
+      </w:pPr>
+      <w:r>
+        <w:rPr>
+          <w:lang w:val="fr-FR"/>
+        </w:rPr>
+        <w:t>Nous allons toutefois parler des performances de la combinaison des deux modèles. Il faut savoir qu’il parait très difficile de jauger la qualité de ce modèle pour une simple raison : la plupart des choses à deviner sont des données « vides ». Cela signifie qu’entre donner un nom et ne pas en donner, le dataset n’en donne pas de manière générale.</w:t>
+      </w:r>
+      <w:r>
+        <w:rPr>
+          <w:lang w:val="fr-FR"/>
+        </w:rPr>
+        <w:br/>
+        <w:t>Malgré tout voici nos résultats sur ce modèle final :</w:t>
+      </w:r>
+      <w:r>
+        <w:rPr>
+          <w:lang w:val="fr-FR"/>
+        </w:rPr>
+        <w:br/>
+      </w:r>
+      <w:r>
+        <w:rPr>
+          <w:lang w:val="fr-FR"/>
+        </w:rPr>
+        <w:drawing>
+          <wp:inline distT="0" distB="0" distL="0" distR="0" wp14:anchorId="5473B02E" wp14:editId="6BB1D3E9">
+            <wp:extent cx="5943600" cy="333375"/>
+            <wp:effectExtent l="0" t="0" r="0" b="9525"/>
+            <wp:docPr id="991883207" name="Image 1"/>
+            <wp:cNvGraphicFramePr>
+              <a:graphicFrameLocks xmlns:a="http://schemas.openxmlformats.org/drawingml/2006/main" noChangeAspect="1"/>
+            </wp:cNvGraphicFramePr>
+            <a:graphic xmlns:a="http://schemas.openxmlformats.org/drawingml/2006/main">
+              <a:graphicData uri="http://schemas.openxmlformats.org/drawingml/2006/picture">
+                <pic:pic xmlns:pic="http://schemas.openxmlformats.org/drawingml/2006/picture">
+                  <pic:nvPicPr>
+                    <pic:cNvPr id="991883207" name=""/>
+                    <pic:cNvPicPr/>
+                  </pic:nvPicPr>
+                  <pic:blipFill>
+                    <a:blip r:embed="rId21"/>
+                    <a:stretch>
+                      <a:fillRect/>
+                    </a:stretch>
+                  </pic:blipFill>
+                  <pic:spPr>
+                    <a:xfrm>
+                      <a:off x="0" y="0"/>
+                      <a:ext cx="5943600" cy="333375"/>
+                    </a:xfrm>
+                    <a:prstGeom prst="rect">
+                      <a:avLst/>
+                    </a:prstGeom>
+                  </pic:spPr>
+                </pic:pic>
+              </a:graphicData>
+            </a:graphic>
+          </wp:inline>
+        </w:drawing>
+      </w:r>
+    </w:p>
+    <w:p>
+      <w:pPr>
+        <w:rPr>
+          <w:lang w:val="fr-FR"/>
+        </w:rPr>
+      </w:pPr>
+      <w:r>
+        <w:rPr>
+          <w:lang w:val="fr-FR"/>
+        </w:rPr>
+        <w:lastRenderedPageBreak/>
+        <w:t>Cela nous parait normal. Après tout, on accumule les erreurs des deux modèles puisqu’ils sont tous les deux nécessaires pour annoncer si nous avons un nom de comique.</w:t>
+      </w:r>
+      <w:r>
+        <w:rPr>
+          <w:lang w:val="fr-FR"/>
+        </w:rPr>
+        <w:br/>
+        <w:t>Malgré tout, l’accuracy reste aussi haute car régulièrement, le modèle « is_comic » va annoncer 0 ce qui est souvent la bonne réponse. Finalement, le plus dans l’erreur reste le modèle « is_name » qui peut se tromper et ne pas détecter de noms.</w:t>
+      </w:r>
+    </w:p>
+    <w:p>
+      <w:pPr>
+        <w:rPr>
+          <w:lang w:val="fr-FR"/>
+        </w:rPr>
+      </w:pPr>
+      <w:r>
+        <w:rPr>
+          <w:lang w:val="fr-FR"/>
+        </w:rPr>
+        <w:t>La deuxième méthode obtient ses résultats là :</w:t>
+      </w:r>
+      <w:r>
+        <w:rPr>
+          <w:lang w:val="fr-FR"/>
+        </w:rPr>
+        <w:br/>
+      </w:r>
+      <w:r>
+        <w:rPr>
+          <w:lang w:val="fr-FR"/>
+        </w:rPr>
+        <w:drawing>
+          <wp:inline distT="0" distB="0" distL="0" distR="0" wp14:anchorId="4A13CA0C" wp14:editId="7B682E08">
+            <wp:extent cx="5943600" cy="652780"/>
+            <wp:effectExtent l="0" t="0" r="0" b="0"/>
+            <wp:docPr id="1272407040" name="Image 1"/>
+            <wp:cNvGraphicFramePr>
+              <a:graphicFrameLocks xmlns:a="http://schemas.openxmlformats.org/drawingml/2006/main" noChangeAspect="1"/>
+            </wp:cNvGraphicFramePr>
+            <a:graphic xmlns:a="http://schemas.openxmlformats.org/drawingml/2006/main">
+              <a:graphicData uri="http://schemas.openxmlformats.org/drawingml/2006/picture">
+                <pic:pic xmlns:pic="http://schemas.openxmlformats.org/drawingml/2006/picture">
+                  <pic:nvPicPr>
+                    <pic:cNvPr id="1272407040" name=""/>
+                    <pic:cNvPicPr/>
+                  </pic:nvPicPr>
+                  <pic:blipFill>
+                    <a:blip r:embed="rId22"/>
+                    <a:stretch>
+                      <a:fillRect/>
+                    </a:stretch>
+                  </pic:blipFill>
+                  <pic:spPr>
+                    <a:xfrm>
+                      <a:off x="0" y="0"/>
+                      <a:ext cx="5943600" cy="652780"/>
+                    </a:xfrm>
+                    <a:prstGeom prst="rect">
+                      <a:avLst/>
+                    </a:prstGeom>
+                  </pic:spPr>
+                </pic:pic>
+              </a:graphicData>
+            </a:graphic>
+          </wp:inline>
+        </w:drawing>
+      </w:r>
+    </w:p>
+    <w:p>
+      <w:pPr>
+        <w:rPr>
+          <w:lang w:val="fr-FR"/>
+        </w:rPr>
+      </w:pPr>
+      <w:r>
+        <w:rPr>
+          <w:lang w:val="fr-FR"/>
+        </w:rPr>
+        <w:t xml:space="preserve">Et cela s’explique dans le </w:t>
+      </w:r>
+      <w:r>
+        <w:rPr>
+          <w:lang w:val="fr-FR"/>
+        </w:rPr>
+        <w:t>modèle named-entity recognition</w:t>
+      </w:r>
+      <w:r>
+        <w:rPr>
+          <w:lang w:val="fr-FR"/>
+        </w:rPr>
+        <w:t xml:space="preserve"> qui utilise la bibliothèque NLTK en anglais pour reconnaitre ses noms.</w:t>
+      </w:r>
+      <w:r>
+        <w:rPr>
+          <w:lang w:val="fr-FR"/>
+        </w:rPr>
+        <w:br/>
+        <w:t>On aurait pu réutiliser le modèle « is_name » afin de pouvoir récupérer les noms que l’on croise mais le problème reste dans l’énonce :</w:t>
+      </w:r>
+      <w:r>
+        <w:rPr>
+          <w:lang w:val="fr-FR"/>
+        </w:rPr>
+        <w:br/>
+        <w:t>« </w:t>
+      </w:r>
+      <w:r>
+        <w:rPr>
+          <w:lang w:val="fr-FR"/>
+        </w:rPr>
+        <w:t>On entraîne un autre prédicteur "liste videos où nom apparaît" -&gt; est-ce le nom d'un comique</w:t>
+      </w:r>
+      <w:r>
+        <w:rPr>
+          <w:lang w:val="fr-FR"/>
+        </w:rPr>
+        <w:t> »</w:t>
+      </w:r>
+      <w:r>
+        <w:rPr>
+          <w:lang w:val="fr-FR"/>
+        </w:rPr>
+        <w:br/>
+        <w:t>Nous n’avons pas réussi à comprendre ce que l’on est sensé faire ici. Est-ce que l’on doit mettre toutes les vidéos où l’on détecte un nom ? Mais dans ce cas, nous allons nécessairement reprendre toutes les vidéos sur lequel le premier modèle s’est entrainé sans réellement filtrer quoique ce soit.</w:t>
+      </w:r>
+      <w:r>
+        <w:rPr>
+          <w:lang w:val="fr-FR"/>
+        </w:rPr>
+        <w:t xml:space="preserve"> Et comment sommes-nous sensés savoir s’il s’agit d’un nom d’un comique ? Nous en avons déduit que cela reviendrait à peu près à la même méthode que l’on a fait pour fusionner les deux modèles.</w:t>
       </w:r>
     </w:p>
     <w:sectPr>
